--- a/30-Ket-Qua/2026-10-12/De-Mo-17-10/Ket-qua-chay-truoc/BaoCao_RaSoat-897-v2.25_Chuong-trinh-cong-tac-thang-10-2026_van-ban-Dang_an-danh.docx
+++ b/30-Ket-Qua/2026-10-12/De-Mo-17-10/Ket-qua-chay-truoc/BaoCao_RaSoat-897-v2.25_Chuong-trinh-cong-tac-thang-10-2026_van-ban-Dang_an-danh.docx
@@ -71,7 +71,7 @@
           <w:i w:val="0"/>
           <w:sz w:val="28"/>
         </w:rPr>
-        <w:t xml:space="preserve">Chương trình công tác trọng tâm tháng 10 năm 2026 của Ban Thường vụ Đảng ủy Ủy ban nhân dân tỉnh (tỉnh A)</w:t>
+        <w:t xml:space="preserve">Chương trình công tác trọng tâm tháng 10 năm 2026 của Ban Thường vụ Đảng ủy Ủy ban nhân dân phường XYZ (tỉnh A)</w:t>
       </w:r>
     </w:p>
     <w:p>
@@ -112,7 +112,7 @@
           <w:i w:val="0"/>
           <w:sz w:val="26"/>
         </w:rPr>
-        <w:t>Văn phòng Đảng ủy UBND tỉnh (suy từ mục Nơi nhận, chưa xác nhận)</w:t>
+        <w:t xml:space="preserve">Văn phòng Đảng ủy UBND phường XYZ (suy từ mục Nơi nhận, chưa xác nhận)</w:t>
       </w:r>
       <w:r>
         <w:rPr>
@@ -130,7 +130,7 @@
           <w:i w:val="0"/>
           <w:sz w:val="26"/>
         </w:rPr>
-        <w:t>Ban Thường vụ Đảng ủy UBND tỉnh – T/M Phó Bí thư</w:t>
+        <w:t xml:space="preserve">Ban Thường vụ Đảng ủy UBND phường XYZ – T/M Phó Bí thư</w:t>
       </w:r>
     </w:p>
     <w:p>
@@ -412,7 +412,7 @@
                 <w:i w:val="0"/>
                 <w:sz w:val="26"/>
               </w:rPr>
-              <w:t xml:space="preserve">Ban Thường vụ Đảng ủy Ủy ban nhân dân tỉnh (Đảng bộ tỉnh A); người ký: Phó Bí thư T/M Ban Thường vụ.</w:t>
+              <w:t xml:space="preserve">Ban Thường vụ Đảng ủy Ủy ban nhân dân phường XYZ (Đảng bộ tỉnh A); người ký: Phó Bí thư T/M Ban Thường vụ.</w:t>
             </w:r>
           </w:p>
         </w:tc>
@@ -1048,7 +1048,7 @@
                 <w:i w:val="0"/>
                 <w:sz w:val="26"/>
               </w:rPr>
-              <w:t>Chương trình của Đảng ủy, Ban Thường vụ Đảng ủy UBND tỉnh nhưng mang ký hiệu "/TU" (Tỉnh ủy), trong khi các văn bản cùng cơ quan mang ký hiệu "/ĐU". Chưa tìm thấy văn bản gốc để đối chiếu.</w:t>
+              <w:t xml:space="preserve">Chương trình của Đảng ủy, Ban Thường vụ Đảng ủy UBND phường XYZ nhưng mang ký hiệu "/TU" (Tỉnh ủy), trong khi các văn bản cùng cơ quan mang ký hiệu "/ĐU". Chưa tìm thấy văn bản gốc để đối chiếu.</w:t>
             </w:r>
           </w:p>
         </w:tc>
@@ -1585,7 +1585,7 @@
                 <w:i w:val="0"/>
                 <w:sz w:val="26"/>
               </w:rPr>
-              <w:t xml:space="preserve">Một câu nối Chương trình hành động 11-CTr/ĐU, Nghị quyết Đại hội XIV, Nghị quyết Đảng bộ tỉnh, Nghị quyết Đại hội Đảng bộ UBND tỉnh và Kết luận 1286 bằng "và"; không rõ "thực hiện" gắn với văn bản nào, thứ tự thời gian không liền mạch.</w:t>
+              <w:t xml:space="preserve">Một câu nối Chương trình hành động 11-CTr/ĐU, Nghị quyết Đại hội XIV, Nghị quyết Đảng bộ tỉnh, Nghị quyết Đại hội Đảng bộ UBND phường XYZ và Kết luận 1286 bằng "và"; không rõ "thực hiện" gắn với văn bản nào, thứ tự thời gian không liền mạch.</w:t>
             </w:r>
           </w:p>
         </w:tc>
@@ -2301,7 +2301,7 @@
                 <w:i w:val="0"/>
                 <w:sz w:val="26"/>
               </w:rPr>
-              <w:t>Dùng lẫn "Đảng ủy UBND tỉnh", "Đảng ủy", "Ban Thường vụ Đảng ủy" và "Thường trực Đảng ủy UBND tỉnh".</w:t>
+              <w:t xml:space="preserve">Dùng lẫn "Đảng ủy UBND phường XYZ", "Đảng ủy", "Ban Thường vụ Đảng ủy" và "Thường trực Đảng ủy UBND phường XYZ".</w:t>
             </w:r>
           </w:p>
         </w:tc>
@@ -5344,7 +5344,7 @@
                 <w:i w:val="0"/>
                 <w:sz w:val="26"/>
               </w:rPr>
-              <w:t>Hai mục cùng nói về vấn đề kinh tế - xã hội do UBND tỉnh trình.</w:t>
+              <w:t xml:space="preserve">Hai mục cùng nói về vấn đề kinh tế - xã hội do UBND phường trình.</w:t>
             </w:r>
           </w:p>
         </w:tc>

--- a/30-Ket-Qua/2026-10-12/De-Mo-17-10/Ket-qua-chay-truoc/BaoCao_RaSoat-897-v2.25_Chuong-trinh-cong-tac-thang-10-2026_van-ban-Dang_an-danh.docx
+++ b/30-Ket-Qua/2026-10-12/De-Mo-17-10/Ket-qua-chay-truoc/BaoCao_RaSoat-897-v2.25_Chuong-trinh-cong-tac-thang-10-2026_van-ban-Dang_an-danh.docx
@@ -71,7 +71,7 @@
           <w:i w:val="0"/>
           <w:sz w:val="28"/>
         </w:rPr>
-        <w:t xml:space="preserve">Chương trình công tác trọng tâm tháng 10 năm 2026 của Ban Thường vụ Đảng ủy Ủy ban nhân dân phường XYZ (tỉnh A)</w:t>
+        <w:t>Dự thảo Chương trình công tác trọng tâm tháng 10 năm 2026 của Ban Thường vụ Đảng ủy Ủy ban nhân dân phường XYZ (văn bản đã ẩn danh phục vụ trình diễn)</w:t>
       </w:r>
     </w:p>
     <w:p>
@@ -94,7 +94,7 @@
           <w:i w:val="0"/>
           <w:sz w:val="26"/>
         </w:rPr>
-        <w:t>11/10/2026</w:t>
+        <w:t>12/10/2026</w:t>
       </w:r>
       <w:r>
         <w:rPr>
@@ -112,7 +112,7 @@
           <w:i w:val="0"/>
           <w:sz w:val="26"/>
         </w:rPr>
-        <w:t xml:space="preserve">Văn phòng Đảng ủy UBND phường XYZ (suy từ mục Nơi nhận, chưa xác nhận)</w:t>
+        <w:t>Văn phòng Đảng ủy (suy từ mục Nơi nhận, chưa xác nhận)</w:t>
       </w:r>
       <w:r>
         <w:rPr>
@@ -130,7 +130,7 @@
           <w:i w:val="0"/>
           <w:sz w:val="26"/>
         </w:rPr>
-        <w:t xml:space="preserve">Ban Thường vụ Đảng ủy UBND phường XYZ – T/M Phó Bí thư</w:t>
+        <w:t>Ban Thường vụ Đảng ủy UBND phường XYZ; T/M Ban Thường vụ, Phó Bí thư</w:t>
       </w:r>
     </w:p>
     <w:p>
@@ -286,7 +286,7 @@
                 <w:i w:val="0"/>
                 <w:sz w:val="26"/>
               </w:rPr>
-              <w:t>Văn bản Đảng: HD 05-HD/VPTW ngày 27/5/2026 (thể thức); QĐ 399-QĐ/TW ngày 09/01/2026 (loại văn bản, thẩm quyền); Skill 29 và Phụ lục 2, 3. Căn cứ chọn: tiêu ngữ "ĐẢNG CỘNG SẢN VIỆT NAM", ký hiệu CTr/ĐU, thể thức T/M.</w:t>
+              <w:t>Hệ B - văn bản của Đảng: Hướng dẫn số 05-HD/VPTW ngày 27/5/2026 của Văn phòng Trung ương Đảng (thể thức, kỹ thuật trình bày); Quy định số 399-QĐ/TW ngày 09/01/2026 của Ban Bí thư (thể loại, thẩm quyền); Skill 29 và Phụ lục 2, 3. Căn cứ chọn: Tiêu đề “ĐẢNG CỘNG SẢN VIỆT NAM”, ký hiệu CTr/ĐU, đề ký T/M. KHÔNG áp Nghị định số 30/2020/NĐ-CP</w:t>
             </w:r>
           </w:p>
         </w:tc>
@@ -320,7 +320,7 @@
                 <w:i w:val="0"/>
                 <w:sz w:val="26"/>
               </w:rPr>
-              <w:t>Loại văn bản</w:t>
+              <w:t>Loại văn bản, thẩm quyền</w:t>
             </w:r>
           </w:p>
         </w:tc>
@@ -349,70 +349,7 @@
                 <w:i w:val="0"/>
                 <w:sz w:val="26"/>
               </w:rPr>
-              <w:t>Chương trình công tác (CTr). Ban thường vụ đảng ủy có thẩm quyền ban hành theo QĐ 399-QĐ/TW.</w:t>
-            </w:r>
-          </w:p>
-        </w:tc>
-      </w:tr>
-      <w:tr>
-        <w:trPr>
-          <w:cantSplit w:val="0"/>
-        </w:trPr>
-        <w:tc>
-          <w:tcPr>
-            <w:tcW w:type="dxa" w:w="2778"/>
-            <w:tcMar>
-              <w:top w:w="60" w:type="dxa"/>
-              <w:start w:w="90" w:type="dxa"/>
-              <w:bottom w:w="60" w:type="dxa"/>
-              <w:end w:w="90" w:type="dxa"/>
-            </w:tcMar>
-            <w:vAlign w:val="top"/>
-          </w:tcPr>
-          <w:p>
-            <w:pPr>
-              <w:spacing w:after="0" w:line="240" w:lineRule="auto"/>
-              <w:ind w:firstLine="0" w:left="0"/>
-              <w:jc w:val="both"/>
-            </w:pPr>
-            <w:r/>
-            <w:r>
-              <w:rPr>
-                <w:rFonts w:ascii="Times New Roman" w:hAnsi="Times New Roman"/>
-                <w:b/>
-                <w:i w:val="0"/>
-                <w:sz w:val="26"/>
-              </w:rPr>
-              <w:t>Cơ quan ban hành</w:t>
-            </w:r>
-          </w:p>
-        </w:tc>
-        <w:tc>
-          <w:tcPr>
-            <w:tcW w:type="dxa" w:w="11679"/>
-            <w:tcMar>
-              <w:top w:w="60" w:type="dxa"/>
-              <w:start w:w="90" w:type="dxa"/>
-              <w:bottom w:w="60" w:type="dxa"/>
-              <w:end w:w="90" w:type="dxa"/>
-            </w:tcMar>
-            <w:vAlign w:val="top"/>
-          </w:tcPr>
-          <w:p>
-            <w:pPr>
-              <w:spacing w:after="0" w:line="240" w:lineRule="auto"/>
-              <w:ind w:firstLine="0" w:left="0"/>
-              <w:jc w:val="both"/>
-            </w:pPr>
-            <w:r/>
-            <w:r>
-              <w:rPr>
-                <w:rFonts w:ascii="Times New Roman" w:hAnsi="Times New Roman"/>
-                <w:b w:val="0"/>
-                <w:i w:val="0"/>
-                <w:sz w:val="26"/>
-              </w:rPr>
-              <w:t xml:space="preserve">Ban Thường vụ Đảng ủy Ủy ban nhân dân phường XYZ (Đảng bộ tỉnh A); người ký: Phó Bí thư T/M Ban Thường vụ.</w:t>
+              <w:t>Chương trình (CTr). Ban thường vụ đảng ủy được ban hành chương trình theo Quy định số 399-QĐ/TW</w:t>
             </w:r>
           </w:p>
         </w:tc>
@@ -475,7 +412,70 @@
                 <w:i w:val="0"/>
                 <w:sz w:val="26"/>
               </w:rPr>
-              <w:t>KHÔNG áp dụng theo yêu cầu của người dùng (Checklist 08, TB 597, Phụ lục 3 mục 3 về nhận diện Trường), vì đây là văn bản của cơ quan khác.</w:t>
+              <w:t>KHÔNG áp dụng (Checklist 08, Thông báo số 597/TB-CĐKT), vì đây là văn bản của cơ quan khác</w:t>
+            </w:r>
+          </w:p>
+        </w:tc>
+      </w:tr>
+      <w:tr>
+        <w:trPr>
+          <w:cantSplit w:val="0"/>
+        </w:trPr>
+        <w:tc>
+          <w:tcPr>
+            <w:tcW w:type="dxa" w:w="2778"/>
+            <w:tcMar>
+              <w:top w:w="60" w:type="dxa"/>
+              <w:start w:w="90" w:type="dxa"/>
+              <w:bottom w:w="60" w:type="dxa"/>
+              <w:end w:w="90" w:type="dxa"/>
+            </w:tcMar>
+            <w:vAlign w:val="top"/>
+          </w:tcPr>
+          <w:p>
+            <w:pPr>
+              <w:spacing w:after="0" w:line="240" w:lineRule="auto"/>
+              <w:ind w:firstLine="0" w:left="0"/>
+              <w:jc w:val="both"/>
+            </w:pPr>
+            <w:r/>
+            <w:r>
+              <w:rPr>
+                <w:rFonts w:ascii="Times New Roman" w:hAnsi="Times New Roman"/>
+                <w:b/>
+                <w:i w:val="0"/>
+                <w:sz w:val="26"/>
+              </w:rPr>
+              <w:t>Đo thể thức</w:t>
+            </w:r>
+          </w:p>
+        </w:tc>
+        <w:tc>
+          <w:tcPr>
+            <w:tcW w:type="dxa" w:w="11679"/>
+            <w:tcMar>
+              <w:top w:w="60" w:type="dxa"/>
+              <w:start w:w="90" w:type="dxa"/>
+              <w:bottom w:w="60" w:type="dxa"/>
+              <w:end w:w="90" w:type="dxa"/>
+            </w:tcMar>
+            <w:vAlign w:val="top"/>
+          </w:tcPr>
+          <w:p>
+            <w:pPr>
+              <w:spacing w:after="0" w:line="240" w:lineRule="auto"/>
+              <w:ind w:firstLine="0" w:left="0"/>
+              <w:jc w:val="both"/>
+            </w:pPr>
+            <w:r/>
+            <w:r>
+              <w:rPr>
+                <w:rFonts w:ascii="Times New Roman" w:hAnsi="Times New Roman"/>
+                <w:b w:val="0"/>
+                <w:i w:val="0"/>
+                <w:sz w:val="26"/>
+              </w:rPr>
+              <w:t>Đo trực tiếp trên tệp .docx (lề, cỡ chữ từng thành phần, thụt đầu dòng, cách dòng, cách đoạn, số trang, kiểu chữ) và xem bản in thử 04 trang</w:t>
             </w:r>
           </w:p>
         </w:tc>
@@ -538,7 +538,7 @@
                 <w:i w:val="0"/>
                 <w:sz w:val="26"/>
               </w:rPr>
-              <w:t xml:space="preserve">QĐ 399, HD 05 (đọc đủ); siêu dữ liệu 208-QĐ/TW và HD 02-HD/TW.</w:t>
+              <w:t>Kho 01: Quy định số 399-QĐ/TW, Hướng dẫn số 05-HD/VPTW, Quy định số 208-QĐ/TW, Hướng dẫn số 02-HD/TW. Kho 02: Nghị quyết số 27-NQ/TW ngày 28/8/2026 (đã mở bản gốc, khớp số, ngày, cơ quan ban hành, trích yếu). Tra cứu Internet ngày 12/10/2026 (báo chí chính thống đăng lại văn bản): Nghị quyết số 26-NQ/TW ngày 22/8/2026, Kết luận số 76-KL/TW ngày 28/7/2026, Kết luận số 226-KL/TW ngày 11/12/2025 - khớp số, ngày, cơ quan ban hành, trích yếu; chưa đối chiếu toàn văn</w:t>
             </w:r>
           </w:p>
         </w:tc>
@@ -572,7 +572,7 @@
                 <w:i w:val="0"/>
                 <w:sz w:val="26"/>
               </w:rPr>
-              <w:t>Không tìm thấy trong kho</w:t>
+              <w:t>Chưa xác minh</w:t>
             </w:r>
           </w:p>
         </w:tc>
@@ -601,7 +601,7 @@
                 <w:i w:val="0"/>
                 <w:sz w:val="26"/>
               </w:rPr>
-              <w:t xml:space="preserve">05-CTr/ĐU, 09-CTr/TU, 25-CTr/ĐU, 1286-KL/ĐU, Quy chế 10-QC/ĐU, 87-KH/TU, toàn văn NQ 26, 27-NQ/TW, KL 76, 226-KL/TW. Các viện dẫn này CHƯA được xác minh bằng văn bản gốc.</w:t>
+              <w:t>Văn bản của địa phương được viện dẫn (05-CTr/ĐU, 09-CTr/TU, 25-CTr/ĐU, 11-CTr/ĐU, 1286-KL/ĐU, 10-QC/ĐU, 87-KH/TU): Không có trong kho, số ký hiệu đã được thay khi ẩn danh nên không tra cứu được - chỉ đánh giá tính nhất quán nội tại</w:t>
             </w:r>
           </w:p>
         </w:tc>
@@ -664,7 +664,7 @@
                 <w:i w:val="0"/>
                 <w:sz w:val="26"/>
               </w:rPr>
-              <w:t>Hình thức phát hành (giấy/điện tử) chưa xác định; văn bản là dự thảo chưa có số, ngày nên không nêu thiếu số/ngày là lỗi. Bộ nhớ vận hành chưa đọc. Chưa thẩm định chuyên môn.</w:t>
+              <w:t>Văn bản đã ẩn danh và đổi cấp ban hành (tên cơ quan, cơ quan phối hợp là giả định) nên không đánh giá sự phù hợp của tên các cơ quan tham mưu với cơ cấu tổ chức thực tế, không thẩm định chuyên môn nội dung. Dự thảo chưa có số, ngày nên không nêu thiếu số, ngày là lỗi</w:t>
             </w:r>
           </w:p>
         </w:tc>
@@ -698,7 +698,7 @@
                 <w:i w:val="0"/>
                 <w:sz w:val="26"/>
               </w:rPr>
-              <w:t>Thời điểm xác minh</w:t>
+              <w:t>Kết quả</w:t>
             </w:r>
           </w:p>
         </w:tc>
@@ -727,7 +727,7 @@
                 <w:i w:val="0"/>
                 <w:sz w:val="26"/>
               </w:rPr>
-              <w:t>11/10/2026 (Skill ktc-ra-soat-897 v2.25)</w:t>
+              <w:t>0 vấn đề Mức 1; 07 Mức 2; 13 Mức 3; 05 Mức 4. Cần chỉnh sửa trước khi trình ký</w:t>
             </w:r>
           </w:p>
         </w:tc>
@@ -762,12 +762,12 @@
         <w:tblLook w:firstColumn="1" w:firstRow="1" w:lastColumn="0" w:lastRow="0" w:noHBand="0" w:noVBand="1" w:val="04A0"/>
       </w:tblPr>
       <w:tblGrid>
-        <w:gridCol w:w="567"/>
-        <w:gridCol w:w="2494"/>
-        <w:gridCol w:w="5499"/>
-        <w:gridCol w:w="3005"/>
-        <w:gridCol w:w="1644"/>
-        <w:gridCol w:w="1077"/>
+        <w:gridCol w:w="2428"/>
+        <w:gridCol w:w="2428"/>
+        <w:gridCol w:w="2428"/>
+        <w:gridCol w:w="2428"/>
+        <w:gridCol w:w="2428"/>
+        <w:gridCol w:w="2428"/>
       </w:tblGrid>
       <w:tr>
         <w:trPr>
@@ -776,7 +776,7 @@
         </w:trPr>
         <w:tc>
           <w:tcPr>
-            <w:tcW w:type="dxa" w:w="567"/>
+            <w:tcW w:type="dxa" w:w="2428"/>
             <w:shd w:val="clear" w:fill="1F497D"/>
             <w:tcMar>
               <w:top w:w="60" w:type="dxa"/>
@@ -807,7 +807,7 @@
         </w:tc>
         <w:tc>
           <w:tcPr>
-            <w:tcW w:type="dxa" w:w="2494"/>
+            <w:tcW w:type="dxa" w:w="2428"/>
             <w:shd w:val="clear" w:fill="1F497D"/>
             <w:tcMar>
               <w:top w:w="60" w:type="dxa"/>
@@ -838,7 +838,7 @@
         </w:tc>
         <w:tc>
           <w:tcPr>
-            <w:tcW w:type="dxa" w:w="5499"/>
+            <w:tcW w:type="dxa" w:w="2428"/>
             <w:shd w:val="clear" w:fill="1F497D"/>
             <w:tcMar>
               <w:top w:w="60" w:type="dxa"/>
@@ -869,7 +869,7 @@
         </w:tc>
         <w:tc>
           <w:tcPr>
-            <w:tcW w:type="dxa" w:w="3005"/>
+            <w:tcW w:type="dxa" w:w="2428"/>
             <w:shd w:val="clear" w:fill="1F497D"/>
             <w:tcMar>
               <w:top w:w="60" w:type="dxa"/>
@@ -900,7 +900,7 @@
         </w:tc>
         <w:tc>
           <w:tcPr>
-            <w:tcW w:type="dxa" w:w="1644"/>
+            <w:tcW w:type="dxa" w:w="2428"/>
             <w:shd w:val="clear" w:fill="1F497D"/>
             <w:tcMar>
               <w:top w:w="60" w:type="dxa"/>
@@ -931,7 +931,7 @@
         </w:tc>
         <w:tc>
           <w:tcPr>
-            <w:tcW w:type="dxa" w:w="1077"/>
+            <w:tcW w:type="dxa" w:w="2428"/>
             <w:shd w:val="clear" w:fill="1F497D"/>
             <w:tcMar>
               <w:top w:w="60" w:type="dxa"/>
@@ -967,7 +967,7 @@
         </w:trPr>
         <w:tc>
           <w:tcPr>
-            <w:tcW w:type="dxa" w:w="567"/>
+            <w:tcW w:type="dxa" w:w="2428"/>
             <w:tcMar>
               <w:top w:w="60" w:type="dxa"/>
               <w:start w:w="90" w:type="dxa"/>
@@ -996,7 +996,7 @@
         </w:tc>
         <w:tc>
           <w:tcPr>
-            <w:tcW w:type="dxa" w:w="2494"/>
+            <w:tcW w:type="dxa" w:w="2428"/>
             <w:tcMar>
               <w:top w:w="60" w:type="dxa"/>
               <w:start w:w="90" w:type="dxa"/>
@@ -1019,13 +1019,13 @@
                 <w:i w:val="0"/>
                 <w:sz w:val="26"/>
               </w:rPr>
-              <w:t xml:space="preserve">[Điều khoản bắt buộc] Căn cứ: "Chương trình số 09-CTr/TU ngày 18/12/2025"</w:t>
+              <w:t>[Điều khoản bắt buộc] Căn cứ thứ hai: “Chương trình số 09-CTr/TU ngày 18/12/2025”</w:t>
             </w:r>
           </w:p>
         </w:tc>
         <w:tc>
           <w:tcPr>
-            <w:tcW w:type="dxa" w:w="5499"/>
+            <w:tcW w:type="dxa" w:w="2428"/>
             <w:tcMar>
               <w:top w:w="60" w:type="dxa"/>
               <w:start w:w="90" w:type="dxa"/>
@@ -1048,13 +1048,13 @@
                 <w:i w:val="0"/>
                 <w:sz w:val="26"/>
               </w:rPr>
-              <w:t xml:space="preserve">Chương trình của Đảng ủy, Ban Thường vụ Đảng ủy UBND phường XYZ nhưng mang ký hiệu "/TU" (Tỉnh ủy), trong khi các văn bản cùng cơ quan mang ký hiệu "/ĐU". Chưa tìm thấy văn bản gốc để đối chiếu.</w:t>
+              <w:t>Chương trình của Đảng ủy, Ban Thường vụ Đảng ủy UBND phường XYZ nhưng mang ký hiệu “/TU” (ký hiệu của Tỉnh ủy); các văn bản khác của cùng cơ quan mang ký hiệu “/ĐU”</w:t>
             </w:r>
           </w:p>
         </w:tc>
         <w:tc>
           <w:tcPr>
-            <w:tcW w:type="dxa" w:w="3005"/>
+            <w:tcW w:type="dxa" w:w="2428"/>
             <w:tcMar>
               <w:top w:w="60" w:type="dxa"/>
               <w:start w:w="90" w:type="dxa"/>
@@ -1077,13 +1077,13 @@
                 <w:i w:val="0"/>
                 <w:sz w:val="26"/>
               </w:rPr>
-              <w:t>Đối chiếu bản gốc; sửa thành ký hiệu đúng (thường là "/ĐU") hoặc bổ sung tên cơ quan ban hành nếu đúng là văn bản của Tỉnh ủy.</w:t>
+              <w:t>Đối chiếu bản gốc; sửa ký hiệu cho đúng cơ quan ban hành</w:t>
             </w:r>
           </w:p>
         </w:tc>
         <w:tc>
           <w:tcPr>
-            <w:tcW w:type="dxa" w:w="1644"/>
+            <w:tcW w:type="dxa" w:w="2428"/>
             <w:tcMar>
               <w:top w:w="60" w:type="dxa"/>
               <w:start w:w="90" w:type="dxa"/>
@@ -1106,13 +1106,13 @@
                 <w:i w:val="0"/>
                 <w:sz w:val="26"/>
               </w:rPr>
-              <w:t>HD 05 6.1.4; Skill 03</w:t>
+              <w:t>Hướng dẫn số 05-HD/VPTW (số và ký hiệu; viện dẫn văn bản)</w:t>
             </w:r>
           </w:p>
         </w:tc>
         <w:tc>
           <w:tcPr>
-            <w:tcW w:type="dxa" w:w="1077"/>
+            <w:tcW w:type="dxa" w:w="2428"/>
             <w:tcMar>
               <w:top w:w="60" w:type="dxa"/>
               <w:start w:w="90" w:type="dxa"/>
@@ -1146,7 +1146,7 @@
         </w:trPr>
         <w:tc>
           <w:tcPr>
-            <w:tcW w:type="dxa" w:w="567"/>
+            <w:tcW w:type="dxa" w:w="2428"/>
             <w:tcMar>
               <w:top w:w="60" w:type="dxa"/>
               <w:start w:w="90" w:type="dxa"/>
@@ -1175,7 +1175,7 @@
         </w:tc>
         <w:tc>
           <w:tcPr>
-            <w:tcW w:type="dxa" w:w="2494"/>
+            <w:tcW w:type="dxa" w:w="2428"/>
             <w:tcMar>
               <w:top w:w="60" w:type="dxa"/>
               <w:start w:w="90" w:type="dxa"/>
@@ -1198,13 +1198,13 @@
                 <w:i w:val="0"/>
                 <w:sz w:val="26"/>
               </w:rPr>
-              <w:t xml:space="preserve">[Nội dung] Mục I.1: "Kết luận số 1286-KL/ĐU ngày 02/10/2026"</w:t>
+              <w:t>[Nội dung] Mục I.1: “Kết luận số 1286-KL/ĐU ngày 02/10/2026”</w:t>
             </w:r>
           </w:p>
         </w:tc>
         <w:tc>
           <w:tcPr>
-            <w:tcW w:type="dxa" w:w="5499"/>
+            <w:tcW w:type="dxa" w:w="2428"/>
             <w:tcMar>
               <w:top w:w="60" w:type="dxa"/>
               <w:start w:w="90" w:type="dxa"/>
@@ -1227,13 +1227,13 @@
                 <w:i w:val="0"/>
                 <w:sz w:val="26"/>
               </w:rPr>
-              <w:t xml:space="preserve">Số hiệu 1286 bất thường so với chuỗi số của Đảng ủy (05, 11, 25-CTr/ĐU); văn bản này ban hành sau Chương trình quý IV (29/9/2026) nên cần xác minh. Chưa tìm thấy trong kho.</w:t>
+              <w:t>Số văn bản của Đảng ghi liên tục theo từng tên loại trong một nhiệm kỳ; số 1286 sau chưa đầy 01 năm của nhiệm kỳ là bất thường so với các số khác của cùng cơ quan (05, 11, 25-CTr/ĐU; 10-QC/ĐU)</w:t>
             </w:r>
           </w:p>
         </w:tc>
         <w:tc>
           <w:tcPr>
-            <w:tcW w:type="dxa" w:w="3005"/>
+            <w:tcW w:type="dxa" w:w="2428"/>
             <w:tcMar>
               <w:top w:w="60" w:type="dxa"/>
               <w:start w:w="90" w:type="dxa"/>
@@ -1256,13 +1256,13 @@
                 <w:i w:val="0"/>
                 <w:sz w:val="26"/>
               </w:rPr>
-              <w:t>Xác minh số và ngày với Văn phòng Đảng ủy trước khi trình ký.</w:t>
+              <w:t>Xác minh số, ngày với bộ phận văn thư trước khi trình ký</w:t>
             </w:r>
           </w:p>
         </w:tc>
         <w:tc>
           <w:tcPr>
-            <w:tcW w:type="dxa" w:w="1644"/>
+            <w:tcW w:type="dxa" w:w="2428"/>
             <w:tcMar>
               <w:top w:w="60" w:type="dxa"/>
               <w:start w:w="90" w:type="dxa"/>
@@ -1285,13 +1285,13 @@
                 <w:i w:val="0"/>
                 <w:sz w:val="26"/>
               </w:rPr>
-              <w:t>HD 05 3.1.1b</w:t>
+              <w:t>Hướng dẫn số 05-HD/VPTW (số văn bản)</w:t>
             </w:r>
           </w:p>
         </w:tc>
         <w:tc>
           <w:tcPr>
-            <w:tcW w:type="dxa" w:w="1077"/>
+            <w:tcW w:type="dxa" w:w="2428"/>
             <w:tcMar>
               <w:top w:w="60" w:type="dxa"/>
               <w:start w:w="90" w:type="dxa"/>
@@ -1325,7 +1325,7 @@
         </w:trPr>
         <w:tc>
           <w:tcPr>
-            <w:tcW w:type="dxa" w:w="567"/>
+            <w:tcW w:type="dxa" w:w="2428"/>
             <w:tcMar>
               <w:top w:w="60" w:type="dxa"/>
               <w:start w:w="90" w:type="dxa"/>
@@ -1354,7 +1354,7 @@
         </w:tc>
         <w:tc>
           <w:tcPr>
-            <w:tcW w:type="dxa" w:w="2494"/>
+            <w:tcW w:type="dxa" w:w="2428"/>
             <w:tcMar>
               <w:top w:w="60" w:type="dxa"/>
               <w:start w:w="90" w:type="dxa"/>
@@ -1377,13 +1377,13 @@
                 <w:i w:val="0"/>
                 <w:sz w:val="26"/>
               </w:rPr>
-              <w:t xml:space="preserve">[Điều khoản bắt buộc] Mục III và IV.1: "Quy chế số 10-QC/ĐU"</w:t>
+              <w:t>[Điều khoản bắt buộc] Tiêu đề Mục III và Mục IV.1: “Điều 4, Quy chế số 10-QC/ĐU”</w:t>
             </w:r>
           </w:p>
         </w:tc>
         <w:tc>
           <w:tcPr>
-            <w:tcW w:type="dxa" w:w="5499"/>
+            <w:tcW w:type="dxa" w:w="2428"/>
             <w:tcMar>
               <w:top w:w="60" w:type="dxa"/>
               <w:start w:w="90" w:type="dxa"/>
@@ -1406,13 +1406,13 @@
                 <w:i w:val="0"/>
                 <w:sz w:val="26"/>
               </w:rPr>
-              <w:t>Viện dẫn thiếu tên quy chế, ngày ban hành và cơ quan ban hành; Quy chế cũng không có trong phần căn cứ. Chưa tìm thấy trong kho.</w:t>
+              <w:t>Viện dẫn lần đầu thiếu ngày ban hành, cơ quan ban hành, trích yếu; Quy chế là cơ sở phân định thẩm quyền của cả Mục III nhưng không có trong phần căn cứ</w:t>
             </w:r>
           </w:p>
         </w:tc>
         <w:tc>
           <w:tcPr>
-            <w:tcW w:type="dxa" w:w="3005"/>
+            <w:tcW w:type="dxa" w:w="2428"/>
             <w:tcMar>
               <w:top w:w="60" w:type="dxa"/>
               <w:start w:w="90" w:type="dxa"/>
@@ -1435,13 +1435,13 @@
                 <w:i w:val="0"/>
                 <w:sz w:val="26"/>
               </w:rPr>
-              <w:t>Ghi đầy đủ lần viện dẫn đầu (tên, số, ngày, cơ quan) và đưa vào phần căn cứ.</w:t>
+              <w:t>Ghi đầy đủ ở lần viện dẫn đầu; đưa vào phần căn cứ</w:t>
             </w:r>
           </w:p>
         </w:tc>
         <w:tc>
           <w:tcPr>
-            <w:tcW w:type="dxa" w:w="1644"/>
+            <w:tcW w:type="dxa" w:w="2428"/>
             <w:tcMar>
               <w:top w:w="60" w:type="dxa"/>
               <w:start w:w="90" w:type="dxa"/>
@@ -1464,13 +1464,13 @@
                 <w:i w:val="0"/>
                 <w:sz w:val="26"/>
               </w:rPr>
-              <w:t>HD 05 6.1.4</w:t>
+              <w:t>Hướng dẫn số 05-HD/VPTW (viện dẫn lần đầu ghi đủ tên loại, số, ký hiệu, ngày, cơ quan ban hành, trích yếu)</w:t>
             </w:r>
           </w:p>
         </w:tc>
         <w:tc>
           <w:tcPr>
-            <w:tcW w:type="dxa" w:w="1077"/>
+            <w:tcW w:type="dxa" w:w="2428"/>
             <w:tcMar>
               <w:top w:w="60" w:type="dxa"/>
               <w:start w:w="90" w:type="dxa"/>
@@ -1504,7 +1504,7 @@
         </w:trPr>
         <w:tc>
           <w:tcPr>
-            <w:tcW w:type="dxa" w:w="567"/>
+            <w:tcW w:type="dxa" w:w="2428"/>
             <w:tcMar>
               <w:top w:w="60" w:type="dxa"/>
               <w:start w:w="90" w:type="dxa"/>
@@ -1533,7 +1533,7 @@
         </w:tc>
         <w:tc>
           <w:tcPr>
-            <w:tcW w:type="dxa" w:w="2494"/>
+            <w:tcW w:type="dxa" w:w="2428"/>
             <w:tcMar>
               <w:top w:w="60" w:type="dxa"/>
               <w:start w:w="90" w:type="dxa"/>
@@ -1556,13 +1556,13 @@
                 <w:i w:val="0"/>
                 <w:sz w:val="26"/>
               </w:rPr>
-              <w:t>[Nội dung] Mục I.1: câu dài, đa chủ thể</w:t>
+              <w:t>[Nội dung] Mục I.1: Câu dài, nhiều chủ thể</w:t>
             </w:r>
           </w:p>
         </w:tc>
         <w:tc>
           <w:tcPr>
-            <w:tcW w:type="dxa" w:w="5499"/>
+            <w:tcW w:type="dxa" w:w="2428"/>
             <w:tcMar>
               <w:top w:w="60" w:type="dxa"/>
               <w:start w:w="90" w:type="dxa"/>
@@ -1585,13 +1585,13 @@
                 <w:i w:val="0"/>
                 <w:sz w:val="26"/>
               </w:rPr>
-              <w:t xml:space="preserve">Một câu nối Chương trình hành động 11-CTr/ĐU, Nghị quyết Đại hội XIV, Nghị quyết Đảng bộ tỉnh, Nghị quyết Đại hội Đảng bộ UBND phường XYZ và Kết luận 1286 bằng "và"; không rõ "thực hiện" gắn với văn bản nào, thứ tự thời gian không liền mạch.</w:t>
+              <w:t>Một câu nối Chương trình hành động số 11-CTr/ĐU, 03 nghị quyết đại hội và Kết luận số 1286-KL/ĐU bằng từ “và”; không rõ “thực hiện” gắn với văn bản nào</w:t>
             </w:r>
           </w:p>
         </w:tc>
         <w:tc>
           <w:tcPr>
-            <w:tcW w:type="dxa" w:w="3005"/>
+            <w:tcW w:type="dxa" w:w="2428"/>
             <w:tcMar>
               <w:top w:w="60" w:type="dxa"/>
               <w:start w:w="90" w:type="dxa"/>
@@ -1614,13 +1614,13 @@
                 <w:i w:val="0"/>
                 <w:sz w:val="26"/>
               </w:rPr>
-              <w:t xml:space="preserve">Tách thành hai ý: (1) triển khai 11-CTr/ĐU; (2) thực hiện Kết luận 1286-KL/ĐU.</w:t>
+              <w:t>Tách thành hai ý: (1) Triển khai Chương trình hành động số 11-CTr/ĐU; (2) thực hiện Kết luận số 1286-KL/ĐU</w:t>
             </w:r>
           </w:p>
         </w:tc>
         <w:tc>
           <w:tcPr>
-            <w:tcW w:type="dxa" w:w="1644"/>
+            <w:tcW w:type="dxa" w:w="2428"/>
             <w:tcMar>
               <w:top w:w="60" w:type="dxa"/>
               <w:start w:w="90" w:type="dxa"/>
@@ -1643,13 +1643,13 @@
                 <w:i w:val="0"/>
                 <w:sz w:val="26"/>
               </w:rPr>
-              <w:t>Skill 15</w:t>
+              <w:t>Checklist 02, 04</w:t>
             </w:r>
           </w:p>
         </w:tc>
         <w:tc>
           <w:tcPr>
-            <w:tcW w:type="dxa" w:w="1077"/>
+            <w:tcW w:type="dxa" w:w="2428"/>
             <w:tcMar>
               <w:top w:w="60" w:type="dxa"/>
               <w:start w:w="90" w:type="dxa"/>
@@ -1683,7 +1683,7 @@
         </w:trPr>
         <w:tc>
           <w:tcPr>
-            <w:tcW w:type="dxa" w:w="567"/>
+            <w:tcW w:type="dxa" w:w="2428"/>
             <w:tcMar>
               <w:top w:w="60" w:type="dxa"/>
               <w:start w:w="90" w:type="dxa"/>
@@ -1712,7 +1712,7 @@
         </w:tc>
         <w:tc>
           <w:tcPr>
-            <w:tcW w:type="dxa" w:w="2494"/>
+            <w:tcW w:type="dxa" w:w="2428"/>
             <w:tcMar>
               <w:top w:w="60" w:type="dxa"/>
               <w:start w:w="90" w:type="dxa"/>
@@ -1735,13 +1735,13 @@
                 <w:i w:val="0"/>
                 <w:sz w:val="26"/>
               </w:rPr>
-              <w:t>[Nội dung] Mục II: các nội dung trình Ban Thường vụ Tỉnh ủy</w:t>
+              <w:t>[Nội dung] Mục II: 05 nội dung trình Ban Thường vụ Đảng ủy phường</w:t>
             </w:r>
           </w:p>
         </w:tc>
         <w:tc>
           <w:tcPr>
-            <w:tcW w:type="dxa" w:w="5499"/>
+            <w:tcW w:type="dxa" w:w="2428"/>
             <w:tcMar>
               <w:top w:w="60" w:type="dxa"/>
               <w:start w:w="90" w:type="dxa"/>
@@ -1764,13 +1764,13 @@
                 <w:i w:val="0"/>
                 <w:sz w:val="26"/>
               </w:rPr>
-              <w:t>Mục III có "Thời gian trình" nhưng Mục II (từ 1 đến 5) không có, trong khi thời hạn là yếu tố điều hành chính của mục này; mục I.3 chỉ nêu chung "trong tháng 10/2026".</w:t>
+              <w:t>Mục III có dòng “Thời gian trình” cho từng nội dung, Mục II không có; thời hạn là yếu tố điều hành chính của một chương trình công tác tháng; Mục I.3 chỉ ghi chung “trong tháng 10/2026”</w:t>
             </w:r>
           </w:p>
         </w:tc>
         <w:tc>
           <w:tcPr>
-            <w:tcW w:type="dxa" w:w="3005"/>
+            <w:tcW w:type="dxa" w:w="2428"/>
             <w:tcMar>
               <w:top w:w="60" w:type="dxa"/>
               <w:start w:w="90" w:type="dxa"/>
@@ -1793,13 +1793,13 @@
                 <w:i w:val="0"/>
                 <w:sz w:val="26"/>
               </w:rPr>
-              <w:t>Bổ sung "Thời gian trình" cho từng nội dung ở Mục II.</w:t>
+              <w:t>Bổ sung “Thời gian trình” cho từng nội dung của Mục II</w:t>
             </w:r>
           </w:p>
         </w:tc>
         <w:tc>
           <w:tcPr>
-            <w:tcW w:type="dxa" w:w="1644"/>
+            <w:tcW w:type="dxa" w:w="2428"/>
             <w:tcMar>
               <w:top w:w="60" w:type="dxa"/>
               <w:start w:w="90" w:type="dxa"/>
@@ -1822,13 +1822,13 @@
                 <w:i w:val="0"/>
                 <w:sz w:val="26"/>
               </w:rPr>
-              <w:t>Skill 15, 19</w:t>
+              <w:t>Checklist 02 (đủ thời hạn, trách nhiệm)</w:t>
             </w:r>
           </w:p>
         </w:tc>
         <w:tc>
           <w:tcPr>
-            <w:tcW w:type="dxa" w:w="1077"/>
+            <w:tcW w:type="dxa" w:w="2428"/>
             <w:tcMar>
               <w:top w:w="60" w:type="dxa"/>
               <w:start w:w="90" w:type="dxa"/>
@@ -1862,7 +1862,7 @@
         </w:trPr>
         <w:tc>
           <w:tcPr>
-            <w:tcW w:type="dxa" w:w="567"/>
+            <w:tcW w:type="dxa" w:w="2428"/>
             <w:tcMar>
               <w:top w:w="60" w:type="dxa"/>
               <w:start w:w="90" w:type="dxa"/>
@@ -1891,7 +1891,7 @@
         </w:tc>
         <w:tc>
           <w:tcPr>
-            <w:tcW w:type="dxa" w:w="2494"/>
+            <w:tcW w:type="dxa" w:w="2428"/>
             <w:tcMar>
               <w:top w:w="60" w:type="dxa"/>
               <w:start w:w="90" w:type="dxa"/>
@@ -1914,13 +1914,13 @@
                 <w:i w:val="0"/>
                 <w:sz w:val="26"/>
               </w:rPr>
-              <w:t>[Thể thức] Phần căn cứ (dòng cuối)</w:t>
+              <w:t>[Thể thức] Phần căn cứ</w:t>
             </w:r>
           </w:p>
         </w:tc>
         <w:tc>
           <w:tcPr>
-            <w:tcW w:type="dxa" w:w="5499"/>
+            <w:tcW w:type="dxa" w:w="2428"/>
             <w:tcMar>
               <w:top w:w="60" w:type="dxa"/>
               <w:start w:w="90" w:type="dxa"/>
@@ -1943,13 +1943,13 @@
                 <w:i w:val="0"/>
                 <w:sz w:val="26"/>
               </w:rPr>
-              <w:t>Căn cứ cuối cùng kết thúc bằng dấu ";" ("...ngày 29/9/2026);") trong khi quy định yêu cầu căn cứ cuối kết thúc bằng dấu chấm; ngoài ra hai căn cứ được gộp trong một đoạn.</w:t>
+              <w:t>Căn cứ cuối cùng kết thúc bằng dấu chấm phẩy; hai căn cứ (Chương trình năm và Chương trình quý IV) gộp trong một đoạn</w:t>
             </w:r>
           </w:p>
         </w:tc>
         <w:tc>
           <w:tcPr>
-            <w:tcW w:type="dxa" w:w="3005"/>
+            <w:tcW w:type="dxa" w:w="2428"/>
             <w:tcMar>
               <w:top w:w="60" w:type="dxa"/>
               <w:start w:w="90" w:type="dxa"/>
@@ -1972,13 +1972,13 @@
                 <w:i w:val="0"/>
                 <w:sz w:val="26"/>
               </w:rPr>
-              <w:t>Căn cứ cuối kết thúc bằng "."; tách riêng hai căn cứ thành hai gạch đầu dòng.</w:t>
+              <w:t>Căn cứ cuối kết thúc bằng dấu chấm; mỗi căn cứ một đoạn có gạch ngang đầu dòng</w:t>
             </w:r>
           </w:p>
         </w:tc>
         <w:tc>
           <w:tcPr>
-            <w:tcW w:type="dxa" w:w="1644"/>
+            <w:tcW w:type="dxa" w:w="2428"/>
             <w:tcMar>
               <w:top w:w="60" w:type="dxa"/>
               <w:start w:w="90" w:type="dxa"/>
@@ -2001,13 +2001,13 @@
                 <w:i w:val="0"/>
                 <w:sz w:val="26"/>
               </w:rPr>
-              <w:t>HD 05 (căn cứ)</w:t>
+              <w:t>Hướng dẫn số 05-HD/VPTW (căn cứ ban hành)</w:t>
             </w:r>
           </w:p>
         </w:tc>
         <w:tc>
           <w:tcPr>
-            <w:tcW w:type="dxa" w:w="1077"/>
+            <w:tcW w:type="dxa" w:w="2428"/>
             <w:tcMar>
               <w:top w:w="60" w:type="dxa"/>
               <w:start w:w="90" w:type="dxa"/>
@@ -2041,7 +2041,7 @@
         </w:trPr>
         <w:tc>
           <w:tcPr>
-            <w:tcW w:type="dxa" w:w="567"/>
+            <w:tcW w:type="dxa" w:w="2428"/>
             <w:tcMar>
               <w:top w:w="60" w:type="dxa"/>
               <w:start w:w="90" w:type="dxa"/>
@@ -2070,7 +2070,7 @@
         </w:tc>
         <w:tc>
           <w:tcPr>
-            <w:tcW w:type="dxa" w:w="2494"/>
+            <w:tcW w:type="dxa" w:w="2428"/>
             <w:tcMar>
               <w:top w:w="60" w:type="dxa"/>
               <w:start w:w="90" w:type="dxa"/>
@@ -2093,13 +2093,13 @@
                 <w:i w:val="0"/>
                 <w:sz w:val="26"/>
               </w:rPr>
-              <w:t>[Chất lượng soạn thảo] "Ban Xây dựng Đảng Đảng ủy" (II.1, II.4)</w:t>
+              <w:t>[Nội dung] Mục III.2, III.3, IV: “Ban Thường vụ Đảng ủy”</w:t>
             </w:r>
           </w:p>
         </w:tc>
         <w:tc>
           <w:tcPr>
-            <w:tcW w:type="dxa" w:w="5499"/>
+            <w:tcW w:type="dxa" w:w="2428"/>
             <w:tcMar>
               <w:top w:w="60" w:type="dxa"/>
               <w:start w:w="90" w:type="dxa"/>
@@ -2122,13 +2122,13 @@
                 <w:i w:val="0"/>
                 <w:sz w:val="26"/>
               </w:rPr>
-              <w:t>Lặp từ "Đảng"; mục III.1 viết "Ban Xây dựng Đảng ủy" nên tên cơ quan không thống nhất.</w:t>
+              <w:t>Văn bản có hai cấp ủy: Đảng ủy phường (cấp nhận trình) và Đảng ủy UBND phường XYZ (cấp ban hành). Cụm “Ban Thường vụ Đảng ủy” không kèm tên dùng xen kẽ với hai tên đầy đủ, ví dụ “Trình Ban Thường vụ Đảng ủy xem xét, cho ý kiến trước thời hạn báo cáo Ban Thường vụ Đảng ủy phường” - người đọc phải suy đoán cấp nào</w:t>
             </w:r>
           </w:p>
         </w:tc>
         <w:tc>
           <w:tcPr>
-            <w:tcW w:type="dxa" w:w="3005"/>
+            <w:tcW w:type="dxa" w:w="2428"/>
             <w:tcMar>
               <w:top w:w="60" w:type="dxa"/>
               <w:start w:w="90" w:type="dxa"/>
@@ -2151,13 +2151,13 @@
                 <w:i w:val="0"/>
                 <w:sz w:val="26"/>
               </w:rPr>
-              <w:t>Thống nhất theo tên chính thức (đề xuất: "Ban Xây dựng Đảng").</w:t>
+              <w:t>Lần đầu ghi tên đầy đủ kèm cách gọi tắt (ví dụ: Sau đây gọi là Ban Thường vụ Đảng ủy UBND phường), dùng thống nhất đến hết văn bản</w:t>
             </w:r>
           </w:p>
         </w:tc>
         <w:tc>
           <w:tcPr>
-            <w:tcW w:type="dxa" w:w="1644"/>
+            <w:tcW w:type="dxa" w:w="2428"/>
             <w:tcMar>
               <w:top w:w="60" w:type="dxa"/>
               <w:start w:w="90" w:type="dxa"/>
@@ -2180,13 +2180,192 @@
                 <w:i w:val="0"/>
                 <w:sz w:val="26"/>
               </w:rPr>
-              <w:t>Skill 18</w:t>
+              <w:t>Checklist 02, 04 (thống nhất tên gọi)</w:t>
             </w:r>
           </w:p>
         </w:tc>
         <w:tc>
           <w:tcPr>
-            <w:tcW w:type="dxa" w:w="1077"/>
+            <w:tcW w:type="dxa" w:w="2428"/>
+            <w:tcMar>
+              <w:top w:w="60" w:type="dxa"/>
+              <w:start w:w="90" w:type="dxa"/>
+              <w:bottom w:w="60" w:type="dxa"/>
+              <w:end w:w="90" w:type="dxa"/>
+            </w:tcMar>
+            <w:vAlign w:val="top"/>
+          </w:tcPr>
+          <w:p>
+            <w:pPr>
+              <w:spacing w:after="0" w:line="240" w:lineRule="auto"/>
+              <w:ind w:firstLine="0" w:left="0"/>
+              <w:jc w:val="center"/>
+            </w:pPr>
+            <w:r/>
+            <w:r>
+              <w:rPr>
+                <w:rFonts w:ascii="Times New Roman" w:hAnsi="Times New Roman"/>
+                <w:b w:val="0"/>
+                <w:i w:val="0"/>
+                <w:sz w:val="26"/>
+              </w:rPr>
+              <w:t>Mức 2</w:t>
+            </w:r>
+          </w:p>
+        </w:tc>
+      </w:tr>
+      <w:tr>
+        <w:trPr>
+          <w:cantSplit w:val="0"/>
+        </w:trPr>
+        <w:tc>
+          <w:tcPr>
+            <w:tcW w:type="dxa" w:w="2428"/>
+            <w:tcMar>
+              <w:top w:w="60" w:type="dxa"/>
+              <w:start w:w="90" w:type="dxa"/>
+              <w:bottom w:w="60" w:type="dxa"/>
+              <w:end w:w="90" w:type="dxa"/>
+            </w:tcMar>
+            <w:vAlign w:val="top"/>
+          </w:tcPr>
+          <w:p>
+            <w:pPr>
+              <w:spacing w:after="0" w:line="240" w:lineRule="auto"/>
+              <w:ind w:firstLine="0" w:left="0"/>
+              <w:jc w:val="center"/>
+            </w:pPr>
+            <w:r/>
+            <w:r>
+              <w:rPr>
+                <w:rFonts w:ascii="Times New Roman" w:hAnsi="Times New Roman"/>
+                <w:b w:val="0"/>
+                <w:i w:val="0"/>
+                <w:sz w:val="26"/>
+              </w:rPr>
+              <w:t>8</w:t>
+            </w:r>
+          </w:p>
+        </w:tc>
+        <w:tc>
+          <w:tcPr>
+            <w:tcW w:type="dxa" w:w="2428"/>
+            <w:tcMar>
+              <w:top w:w="60" w:type="dxa"/>
+              <w:start w:w="90" w:type="dxa"/>
+              <w:bottom w:w="60" w:type="dxa"/>
+              <w:end w:w="90" w:type="dxa"/>
+            </w:tcMar>
+            <w:vAlign w:val="top"/>
+          </w:tcPr>
+          <w:p>
+            <w:pPr>
+              <w:spacing w:after="0" w:line="240" w:lineRule="auto"/>
+              <w:ind w:firstLine="0" w:left="0"/>
+              <w:jc w:val="both"/>
+            </w:pPr>
+            <w:r/>
+            <w:r>
+              <w:rPr>
+                <w:rFonts w:ascii="Times New Roman" w:hAnsi="Times New Roman"/>
+                <w:b w:val="0"/>
+                <w:i w:val="0"/>
+                <w:sz w:val="26"/>
+              </w:rPr>
+              <w:t>[Chất lượng soạn thảo] “Ban Xây dựng Đảng Đảng ủy” (II.1, II.4)</w:t>
+            </w:r>
+          </w:p>
+        </w:tc>
+        <w:tc>
+          <w:tcPr>
+            <w:tcW w:type="dxa" w:w="2428"/>
+            <w:tcMar>
+              <w:top w:w="60" w:type="dxa"/>
+              <w:start w:w="90" w:type="dxa"/>
+              <w:bottom w:w="60" w:type="dxa"/>
+              <w:end w:w="90" w:type="dxa"/>
+            </w:tcMar>
+            <w:vAlign w:val="top"/>
+          </w:tcPr>
+          <w:p>
+            <w:pPr>
+              <w:spacing w:after="0" w:line="240" w:lineRule="auto"/>
+              <w:ind w:firstLine="0" w:left="0"/>
+              <w:jc w:val="both"/>
+            </w:pPr>
+            <w:r/>
+            <w:r>
+              <w:rPr>
+                <w:rFonts w:ascii="Times New Roman" w:hAnsi="Times New Roman"/>
+                <w:b w:val="0"/>
+                <w:i w:val="0"/>
+                <w:sz w:val="26"/>
+              </w:rPr>
+              <w:t>Lặp từ “Đảng”; Mục III.1 lại viết “Ban Xây dựng Đảng ủy” - tên cơ quan không thống nhất</w:t>
+            </w:r>
+          </w:p>
+        </w:tc>
+        <w:tc>
+          <w:tcPr>
+            <w:tcW w:type="dxa" w:w="2428"/>
+            <w:tcMar>
+              <w:top w:w="60" w:type="dxa"/>
+              <w:start w:w="90" w:type="dxa"/>
+              <w:bottom w:w="60" w:type="dxa"/>
+              <w:end w:w="90" w:type="dxa"/>
+            </w:tcMar>
+            <w:vAlign w:val="top"/>
+          </w:tcPr>
+          <w:p>
+            <w:pPr>
+              <w:spacing w:after="0" w:line="240" w:lineRule="auto"/>
+              <w:ind w:firstLine="0" w:left="0"/>
+              <w:jc w:val="both"/>
+            </w:pPr>
+            <w:r/>
+            <w:r>
+              <w:rPr>
+                <w:rFonts w:ascii="Times New Roman" w:hAnsi="Times New Roman"/>
+                <w:b w:val="0"/>
+                <w:i w:val="0"/>
+                <w:sz w:val="26"/>
+              </w:rPr>
+              <w:t>Thống nhất theo tên chính thức</w:t>
+            </w:r>
+          </w:p>
+        </w:tc>
+        <w:tc>
+          <w:tcPr>
+            <w:tcW w:type="dxa" w:w="2428"/>
+            <w:tcMar>
+              <w:top w:w="60" w:type="dxa"/>
+              <w:start w:w="90" w:type="dxa"/>
+              <w:bottom w:w="60" w:type="dxa"/>
+              <w:end w:w="90" w:type="dxa"/>
+            </w:tcMar>
+            <w:vAlign w:val="top"/>
+          </w:tcPr>
+          <w:p>
+            <w:pPr>
+              <w:spacing w:after="0" w:line="240" w:lineRule="auto"/>
+              <w:ind w:firstLine="0" w:left="0"/>
+              <w:jc w:val="both"/>
+            </w:pPr>
+            <w:r/>
+            <w:r>
+              <w:rPr>
+                <w:rFonts w:ascii="Times New Roman" w:hAnsi="Times New Roman"/>
+                <w:b w:val="0"/>
+                <w:i w:val="0"/>
+                <w:sz w:val="26"/>
+              </w:rPr>
+              <w:t>Checklist 04</w:t>
+            </w:r>
+          </w:p>
+        </w:tc>
+        <w:tc>
+          <w:tcPr>
+            <w:tcW w:type="dxa" w:w="2428"/>
             <w:tcMar>
               <w:top w:w="60" w:type="dxa"/>
               <w:start w:w="90" w:type="dxa"/>
@@ -2220,7 +2399,7 @@
         </w:trPr>
         <w:tc>
           <w:tcPr>
-            <w:tcW w:type="dxa" w:w="567"/>
+            <w:tcW w:type="dxa" w:w="2428"/>
             <w:tcMar>
               <w:top w:w="60" w:type="dxa"/>
               <w:start w:w="90" w:type="dxa"/>
@@ -2243,13 +2422,13 @@
                 <w:i w:val="0"/>
                 <w:sz w:val="26"/>
               </w:rPr>
-              <w:t>8</w:t>
+              <w:t>9</w:t>
             </w:r>
           </w:p>
         </w:tc>
         <w:tc>
           <w:tcPr>
-            <w:tcW w:type="dxa" w:w="2494"/>
+            <w:tcW w:type="dxa" w:w="2428"/>
             <w:tcMar>
               <w:top w:w="60" w:type="dxa"/>
               <w:start w:w="90" w:type="dxa"/>
@@ -2272,13 +2451,13 @@
                 <w:i w:val="0"/>
                 <w:sz w:val="26"/>
               </w:rPr>
-              <w:t>[Chất lượng soạn thảo] Tên gọi cơ quan rút gọn</w:t>
+              <w:t>[Chất lượng soạn thảo] Mục II.3, II.5</w:t>
             </w:r>
           </w:p>
         </w:tc>
         <w:tc>
           <w:tcPr>
-            <w:tcW w:type="dxa" w:w="5499"/>
+            <w:tcW w:type="dxa" w:w="2428"/>
             <w:tcMar>
               <w:top w:w="60" w:type="dxa"/>
               <w:start w:w="90" w:type="dxa"/>
@@ -2301,13 +2480,13 @@
                 <w:i w:val="0"/>
                 <w:sz w:val="26"/>
               </w:rPr>
-              <w:t xml:space="preserve">Dùng lẫn "Đảng ủy UBND phường XYZ", "Đảng ủy", "Ban Thường vụ Đảng ủy" và "Thường trực Đảng ủy UBND phường XYZ".</w:t>
+              <w:t>II.5 dùng nhãn “Cơ quan tham mưu” (các mục khác: “Cơ quan chủ trì tham mưu”), dòng “UBND phường” thiếu dấu chấm; tên nội dung II.3 thiếu dấu chấm cuối câu (II.1, II.2, II.4 có)</w:t>
             </w:r>
           </w:p>
         </w:tc>
         <w:tc>
           <w:tcPr>
-            <w:tcW w:type="dxa" w:w="3005"/>
+            <w:tcW w:type="dxa" w:w="2428"/>
             <w:tcMar>
               <w:top w:w="60" w:type="dxa"/>
               <w:start w:w="90" w:type="dxa"/>
@@ -2330,13 +2509,13 @@
                 <w:i w:val="0"/>
                 <w:sz w:val="26"/>
               </w:rPr>
-              <w:t>Dùng tên đầy đủ ở lần đầu, nêu cách viết tắt rồi giữ thống nhất.</w:t>
+              <w:t>Thống nhất nhãn và dấu câu</w:t>
             </w:r>
           </w:p>
         </w:tc>
         <w:tc>
           <w:tcPr>
-            <w:tcW w:type="dxa" w:w="1644"/>
+            <w:tcW w:type="dxa" w:w="2428"/>
             <w:tcMar>
               <w:top w:w="60" w:type="dxa"/>
               <w:start w:w="90" w:type="dxa"/>
@@ -2359,13 +2538,13 @@
                 <w:i w:val="0"/>
                 <w:sz w:val="26"/>
               </w:rPr>
-              <w:t>Skill 18</w:t>
+              <w:t>Checklist 04</w:t>
             </w:r>
           </w:p>
         </w:tc>
         <w:tc>
           <w:tcPr>
-            <w:tcW w:type="dxa" w:w="1077"/>
+            <w:tcW w:type="dxa" w:w="2428"/>
             <w:tcMar>
               <w:top w:w="60" w:type="dxa"/>
               <w:start w:w="90" w:type="dxa"/>
@@ -2399,7 +2578,7 @@
         </w:trPr>
         <w:tc>
           <w:tcPr>
-            <w:tcW w:type="dxa" w:w="567"/>
+            <w:tcW w:type="dxa" w:w="2428"/>
             <w:tcMar>
               <w:top w:w="60" w:type="dxa"/>
               <w:start w:w="90" w:type="dxa"/>
@@ -2422,13 +2601,13 @@
                 <w:i w:val="0"/>
                 <w:sz w:val="26"/>
               </w:rPr>
-              <w:t>9</w:t>
+              <w:t>10</w:t>
             </w:r>
           </w:p>
         </w:tc>
         <w:tc>
           <w:tcPr>
-            <w:tcW w:type="dxa" w:w="2494"/>
+            <w:tcW w:type="dxa" w:w="2428"/>
             <w:tcMar>
               <w:top w:w="60" w:type="dxa"/>
               <w:start w:w="90" w:type="dxa"/>
@@ -2451,13 +2630,13 @@
                 <w:i w:val="0"/>
                 <w:sz w:val="26"/>
               </w:rPr>
-              <w:t>[Chất lượng soạn thảo] Nhãn "Cơ quan tham mưu" (II.5)</w:t>
+              <w:t>[Nội dung] Mục III.2: “các nội dung tại Mục II”</w:t>
             </w:r>
           </w:p>
         </w:tc>
         <w:tc>
           <w:tcPr>
-            <w:tcW w:type="dxa" w:w="5499"/>
+            <w:tcW w:type="dxa" w:w="2428"/>
             <w:tcMar>
               <w:top w:w="60" w:type="dxa"/>
               <w:start w:w="90" w:type="dxa"/>
@@ -2480,13 +2659,13 @@
                 <w:i w:val="0"/>
                 <w:sz w:val="26"/>
               </w:rPr>
-              <w:t>Các mục khác dùng nhãn "Cơ quan chủ trì tham mưu"; cuối dòng thiếu dấu chấm.</w:t>
+              <w:t>Mục II gồm cả nội dung 5 (“nếu có”), trùng với Mục III.3</w:t>
             </w:r>
           </w:p>
         </w:tc>
         <w:tc>
           <w:tcPr>
-            <w:tcW w:type="dxa" w:w="3005"/>
+            <w:tcW w:type="dxa" w:w="2428"/>
             <w:tcMar>
               <w:top w:w="60" w:type="dxa"/>
               <w:start w:w="90" w:type="dxa"/>
@@ -2509,13 +2688,13 @@
                 <w:i w:val="0"/>
                 <w:sz w:val="26"/>
               </w:rPr>
-              <w:t>Thống nhất nhãn và dấu câu.</w:t>
+              <w:t>Ghi “các nội dung từ 1 đến 4 tại Mục II” hoặc gộp II.5 với III.3</w:t>
             </w:r>
           </w:p>
         </w:tc>
         <w:tc>
           <w:tcPr>
-            <w:tcW w:type="dxa" w:w="1644"/>
+            <w:tcW w:type="dxa" w:w="2428"/>
             <w:tcMar>
               <w:top w:w="60" w:type="dxa"/>
               <w:start w:w="90" w:type="dxa"/>
@@ -2538,13 +2717,13 @@
                 <w:i w:val="0"/>
                 <w:sz w:val="26"/>
               </w:rPr>
-              <w:t>Skill 18</w:t>
+              <w:t>Checklist 02</w:t>
             </w:r>
           </w:p>
         </w:tc>
         <w:tc>
           <w:tcPr>
-            <w:tcW w:type="dxa" w:w="1077"/>
+            <w:tcW w:type="dxa" w:w="2428"/>
             <w:tcMar>
               <w:top w:w="60" w:type="dxa"/>
               <w:start w:w="90" w:type="dxa"/>
@@ -2578,7 +2757,7 @@
         </w:trPr>
         <w:tc>
           <w:tcPr>
-            <w:tcW w:type="dxa" w:w="567"/>
+            <w:tcW w:type="dxa" w:w="2428"/>
             <w:tcMar>
               <w:top w:w="60" w:type="dxa"/>
               <w:start w:w="90" w:type="dxa"/>
@@ -2601,13 +2780,13 @@
                 <w:i w:val="0"/>
                 <w:sz w:val="26"/>
               </w:rPr>
-              <w:t>10</w:t>
+              <w:t>11</w:t>
             </w:r>
           </w:p>
         </w:tc>
         <w:tc>
           <w:tcPr>
-            <w:tcW w:type="dxa" w:w="2494"/>
+            <w:tcW w:type="dxa" w:w="2428"/>
             <w:tcMar>
               <w:top w:w="60" w:type="dxa"/>
               <w:start w:w="90" w:type="dxa"/>
@@ -2630,13 +2809,13 @@
                 <w:i w:val="0"/>
                 <w:sz w:val="26"/>
               </w:rPr>
-              <w:t>[Nội dung] Mục III.2: "các nội dung tại Mục II"</w:t>
+              <w:t>[Chất lượng soạn thảo] Mục IV.3: “Ban Thường vụ Đảng ủy ủy quyền Thường trực Đảng ủy”</w:t>
             </w:r>
           </w:p>
         </w:tc>
         <w:tc>
           <w:tcPr>
-            <w:tcW w:type="dxa" w:w="5499"/>
+            <w:tcW w:type="dxa" w:w="2428"/>
             <w:tcMar>
               <w:top w:w="60" w:type="dxa"/>
               <w:start w:w="90" w:type="dxa"/>
@@ -2659,13 +2838,13 @@
                 <w:i w:val="0"/>
                 <w:sz w:val="26"/>
               </w:rPr>
-              <w:t>Mục II gồm cả II.5 ("nếu có") trùng nội dung với III.3.</w:t>
+              <w:t>Hai chữ “ủy” liền nhau, khó đọc</w:t>
             </w:r>
           </w:p>
         </w:tc>
         <w:tc>
           <w:tcPr>
-            <w:tcW w:type="dxa" w:w="3005"/>
+            <w:tcW w:type="dxa" w:w="2428"/>
             <w:tcMar>
               <w:top w:w="60" w:type="dxa"/>
               <w:start w:w="90" w:type="dxa"/>
@@ -2688,13 +2867,13 @@
                 <w:i w:val="0"/>
                 <w:sz w:val="26"/>
               </w:rPr>
-              <w:t>Ghi rõ "các nội dung từ 1 đến 4 tại Mục II" hoặc gộp II.5 với III.3.</w:t>
+              <w:t>Diễn đạt lại, ví dụ “giao Thường trực Đảng ủy”</w:t>
             </w:r>
           </w:p>
         </w:tc>
         <w:tc>
           <w:tcPr>
-            <w:tcW w:type="dxa" w:w="1644"/>
+            <w:tcW w:type="dxa" w:w="2428"/>
             <w:tcMar>
               <w:top w:w="60" w:type="dxa"/>
               <w:start w:w="90" w:type="dxa"/>
@@ -2717,13 +2896,13 @@
                 <w:i w:val="0"/>
                 <w:sz w:val="26"/>
               </w:rPr>
-              <w:t>Skill 15</w:t>
+              <w:t>Checklist 04</w:t>
             </w:r>
           </w:p>
         </w:tc>
         <w:tc>
           <w:tcPr>
-            <w:tcW w:type="dxa" w:w="1077"/>
+            <w:tcW w:type="dxa" w:w="2428"/>
             <w:tcMar>
               <w:top w:w="60" w:type="dxa"/>
               <w:start w:w="90" w:type="dxa"/>
@@ -2757,7 +2936,7 @@
         </w:trPr>
         <w:tc>
           <w:tcPr>
-            <w:tcW w:type="dxa" w:w="567"/>
+            <w:tcW w:type="dxa" w:w="2428"/>
             <w:tcMar>
               <w:top w:w="60" w:type="dxa"/>
               <w:start w:w="90" w:type="dxa"/>
@@ -2780,13 +2959,13 @@
                 <w:i w:val="0"/>
                 <w:sz w:val="26"/>
               </w:rPr>
-              <w:t>11</w:t>
+              <w:t>12</w:t>
             </w:r>
           </w:p>
         </w:tc>
         <w:tc>
           <w:tcPr>
-            <w:tcW w:type="dxa" w:w="2494"/>
+            <w:tcW w:type="dxa" w:w="2428"/>
             <w:tcMar>
               <w:top w:w="60" w:type="dxa"/>
               <w:start w:w="90" w:type="dxa"/>
@@ -2809,13 +2988,13 @@
                 <w:i w:val="0"/>
                 <w:sz w:val="26"/>
               </w:rPr>
-              <w:t>[Chất lượng soạn thảo] Mục IV.3: "Đảng ủy ủy quyền"</w:t>
+              <w:t>[Điều khoản bắt buộc] Viết tắt “UBND”, “BCH”</w:t>
             </w:r>
           </w:p>
         </w:tc>
         <w:tc>
           <w:tcPr>
-            <w:tcW w:type="dxa" w:w="5499"/>
+            <w:tcW w:type="dxa" w:w="2428"/>
             <w:tcMar>
               <w:top w:w="60" w:type="dxa"/>
               <w:start w:w="90" w:type="dxa"/>
@@ -2838,13 +3017,13 @@
                 <w:i w:val="0"/>
                 <w:sz w:val="26"/>
               </w:rPr>
-              <w:t>Hai chữ "ủy" liền nhau gây khó đọc.</w:t>
+              <w:t>“UBND” dùng ngay từ căn cứ đầu, “BCH” ở Nơi nhận, không có giải thích ở lần đầu</w:t>
             </w:r>
           </w:p>
         </w:tc>
         <w:tc>
           <w:tcPr>
-            <w:tcW w:type="dxa" w:w="3005"/>
+            <w:tcW w:type="dxa" w:w="2428"/>
             <w:tcMar>
               <w:top w:w="60" w:type="dxa"/>
               <w:start w:w="90" w:type="dxa"/>
@@ -2867,13 +3046,13 @@
                 <w:i w:val="0"/>
                 <w:sz w:val="26"/>
               </w:rPr>
-              <w:t>Diễn đạt lại, ví dụ "giao Thường trực Đảng ủy".</w:t>
+              <w:t>Ghi đầy đủ kèm chữ viết tắt ở lần đầu: “Ủy ban nhân dân (UBND)”</w:t>
             </w:r>
           </w:p>
         </w:tc>
         <w:tc>
           <w:tcPr>
-            <w:tcW w:type="dxa" w:w="1644"/>
+            <w:tcW w:type="dxa" w:w="2428"/>
             <w:tcMar>
               <w:top w:w="60" w:type="dxa"/>
               <w:start w:w="90" w:type="dxa"/>
@@ -2896,13 +3075,13 @@
                 <w:i w:val="0"/>
                 <w:sz w:val="26"/>
               </w:rPr>
-              <w:t>Skill 19</w:t>
+              <w:t>Hướng dẫn số 05-HD/VPTW (từ viết tắt)</w:t>
             </w:r>
           </w:p>
         </w:tc>
         <w:tc>
           <w:tcPr>
-            <w:tcW w:type="dxa" w:w="1077"/>
+            <w:tcW w:type="dxa" w:w="2428"/>
             <w:tcMar>
               <w:top w:w="60" w:type="dxa"/>
               <w:start w:w="90" w:type="dxa"/>
@@ -2936,7 +3115,7 @@
         </w:trPr>
         <w:tc>
           <w:tcPr>
-            <w:tcW w:type="dxa" w:w="567"/>
+            <w:tcW w:type="dxa" w:w="2428"/>
             <w:tcMar>
               <w:top w:w="60" w:type="dxa"/>
               <w:start w:w="90" w:type="dxa"/>
@@ -2959,13 +3138,13 @@
                 <w:i w:val="0"/>
                 <w:sz w:val="26"/>
               </w:rPr>
-              <w:t>12</w:t>
+              <w:t>13</w:t>
             </w:r>
           </w:p>
         </w:tc>
         <w:tc>
           <w:tcPr>
-            <w:tcW w:type="dxa" w:w="2494"/>
+            <w:tcW w:type="dxa" w:w="2428"/>
             <w:tcMar>
               <w:top w:w="60" w:type="dxa"/>
               <w:start w:w="90" w:type="dxa"/>
@@ -2988,13 +3167,13 @@
                 <w:i w:val="0"/>
                 <w:sz w:val="26"/>
               </w:rPr>
-              <w:t>[Điều khoản bắt buộc] Viết tắt "UBND", "BCH", "CTr"</w:t>
+              <w:t>[Thể thức] Tên loại “CHƯƠNG TRÌNH”</w:t>
             </w:r>
           </w:p>
         </w:tc>
         <w:tc>
           <w:tcPr>
-            <w:tcW w:type="dxa" w:w="5499"/>
+            <w:tcW w:type="dxa" w:w="2428"/>
             <w:tcMar>
               <w:top w:w="60" w:type="dxa"/>
               <w:start w:w="90" w:type="dxa"/>
@@ -3017,13 +3196,13 @@
                 <w:i w:val="0"/>
                 <w:sz w:val="26"/>
               </w:rPr>
-              <w:t>Tên đầy đủ có ở tiêu đề nhưng không kèm cách viết tắt; "UBND" được dùng ngay từ căn cứ đầu, "BCH" ở Nơi nhận.</w:t>
+              <w:t>Đo được cỡ 14; quy định cỡ 15 - 16</w:t>
             </w:r>
           </w:p>
         </w:tc>
         <w:tc>
           <w:tcPr>
-            <w:tcW w:type="dxa" w:w="3005"/>
+            <w:tcW w:type="dxa" w:w="2428"/>
             <w:tcMar>
               <w:top w:w="60" w:type="dxa"/>
               <w:start w:w="90" w:type="dxa"/>
@@ -3046,13 +3225,13 @@
                 <w:i w:val="0"/>
                 <w:sz w:val="26"/>
               </w:rPr>
-              <w:t>Giải thích viết tắt ở lần đầu: "Ủy ban nhân dân (UBND)".</w:t>
+              <w:t>Đặt cỡ 15 hoặc 16</w:t>
             </w:r>
           </w:p>
         </w:tc>
         <w:tc>
           <w:tcPr>
-            <w:tcW w:type="dxa" w:w="1644"/>
+            <w:tcW w:type="dxa" w:w="2428"/>
             <w:tcMar>
               <w:top w:w="60" w:type="dxa"/>
               <w:start w:w="90" w:type="dxa"/>
@@ -3075,13 +3254,13 @@
                 <w:i w:val="0"/>
                 <w:sz w:val="26"/>
               </w:rPr>
-              <w:t>HD 05 6.1.3</w:t>
+              <w:t>Phụ lục 2 Hướng dẫn số 05-HD/VPTW, thành phần 5a</w:t>
             </w:r>
           </w:p>
         </w:tc>
         <w:tc>
           <w:tcPr>
-            <w:tcW w:type="dxa" w:w="1077"/>
+            <w:tcW w:type="dxa" w:w="2428"/>
             <w:tcMar>
               <w:top w:w="60" w:type="dxa"/>
               <w:start w:w="90" w:type="dxa"/>
@@ -3115,7 +3294,7 @@
         </w:trPr>
         <w:tc>
           <w:tcPr>
-            <w:tcW w:type="dxa" w:w="567"/>
+            <w:tcW w:type="dxa" w:w="2428"/>
             <w:tcMar>
               <w:top w:w="60" w:type="dxa"/>
               <w:start w:w="90" w:type="dxa"/>
@@ -3138,13 +3317,13 @@
                 <w:i w:val="0"/>
                 <w:sz w:val="26"/>
               </w:rPr>
-              <w:t>13</w:t>
+              <w:t>14</w:t>
             </w:r>
           </w:p>
         </w:tc>
         <w:tc>
           <w:tcPr>
-            <w:tcW w:type="dxa" w:w="2494"/>
+            <w:tcW w:type="dxa" w:w="2428"/>
             <w:tcMar>
               <w:top w:w="60" w:type="dxa"/>
               <w:start w:w="90" w:type="dxa"/>
@@ -3167,13 +3346,13 @@
                 <w:i w:val="0"/>
                 <w:sz w:val="26"/>
               </w:rPr>
-              <w:t>[Thể thức] Tên loại "CHƯƠNG TRÌNH"</w:t>
+              <w:t>[Thể thức] Cách dòng</w:t>
             </w:r>
           </w:p>
         </w:tc>
         <w:tc>
           <w:tcPr>
-            <w:tcW w:type="dxa" w:w="5499"/>
+            <w:tcW w:type="dxa" w:w="2428"/>
             <w:tcMar>
               <w:top w:w="60" w:type="dxa"/>
               <w:start w:w="90" w:type="dxa"/>
@@ -3196,13 +3375,13 @@
                 <w:i w:val="0"/>
                 <w:sz w:val="26"/>
               </w:rPr>
-              <w:t>Đo được 14pt; quy định 15-16pt.</w:t>
+              <w:t>Toàn bộ 56 đoạn không đặt cách dòng chính xác (đang là cách dòng đơn); quy định 18 - 22 pt (Exactly)</w:t>
             </w:r>
           </w:p>
         </w:tc>
         <w:tc>
           <w:tcPr>
-            <w:tcW w:type="dxa" w:w="3005"/>
+            <w:tcW w:type="dxa" w:w="2428"/>
             <w:tcMar>
               <w:top w:w="60" w:type="dxa"/>
               <w:start w:w="90" w:type="dxa"/>
@@ -3225,13 +3404,13 @@
                 <w:i w:val="0"/>
                 <w:sz w:val="26"/>
               </w:rPr>
-              <w:t>Đặt 15 hoặc 16pt.</w:t>
+              <w:t>Đặt cách dòng chính xác 18 - 22 pt</w:t>
             </w:r>
           </w:p>
         </w:tc>
         <w:tc>
           <w:tcPr>
-            <w:tcW w:type="dxa" w:w="1644"/>
+            <w:tcW w:type="dxa" w:w="2428"/>
             <w:tcMar>
               <w:top w:w="60" w:type="dxa"/>
               <w:start w:w="90" w:type="dxa"/>
@@ -3254,13 +3433,13 @@
                 <w:i w:val="0"/>
                 <w:sz w:val="26"/>
               </w:rPr>
-              <w:t>HD 05; Skill 29 PL2</w:t>
+              <w:t>Hướng dẫn số 05-HD/VPTW, Phần II mục 6.2</w:t>
             </w:r>
           </w:p>
         </w:tc>
         <w:tc>
           <w:tcPr>
-            <w:tcW w:type="dxa" w:w="1077"/>
+            <w:tcW w:type="dxa" w:w="2428"/>
             <w:tcMar>
               <w:top w:w="60" w:type="dxa"/>
               <w:start w:w="90" w:type="dxa"/>
@@ -3294,7 +3473,7 @@
         </w:trPr>
         <w:tc>
           <w:tcPr>
-            <w:tcW w:type="dxa" w:w="567"/>
+            <w:tcW w:type="dxa" w:w="2428"/>
             <w:tcMar>
               <w:top w:w="60" w:type="dxa"/>
               <w:start w:w="90" w:type="dxa"/>
@@ -3317,13 +3496,13 @@
                 <w:i w:val="0"/>
                 <w:sz w:val="26"/>
               </w:rPr>
-              <w:t>14</w:t>
+              <w:t>15</w:t>
             </w:r>
           </w:p>
         </w:tc>
         <w:tc>
           <w:tcPr>
-            <w:tcW w:type="dxa" w:w="2494"/>
+            <w:tcW w:type="dxa" w:w="2428"/>
             <w:tcMar>
               <w:top w:w="60" w:type="dxa"/>
               <w:start w:w="90" w:type="dxa"/>
@@ -3346,13 +3525,13 @@
                 <w:i w:val="0"/>
                 <w:sz w:val="26"/>
               </w:rPr>
-              <w:t>[Thể thức] Giãn dòng</w:t>
+              <w:t>[Thể thức] Thụt đầu dòng</w:t>
             </w:r>
           </w:p>
         </w:tc>
         <w:tc>
           <w:tcPr>
-            <w:tcW w:type="dxa" w:w="5499"/>
+            <w:tcW w:type="dxa" w:w="2428"/>
             <w:tcMar>
               <w:top w:w="60" w:type="dxa"/>
               <w:start w:w="90" w:type="dxa"/>
@@ -3375,13 +3554,13 @@
                 <w:i w:val="0"/>
                 <w:sz w:val="26"/>
               </w:rPr>
-              <w:t>Kiểu Normal không đặt giãn dòng "Exactly"; quy định 18-22pt.</w:t>
+              <w:t>Đo được 03 mức: 12,5 mm (14 đoạn); 12,7 mm (36 đoạn); 10,39 mm (02 đoạn); quy định khoảng 10 mm</w:t>
             </w:r>
           </w:p>
         </w:tc>
         <w:tc>
           <w:tcPr>
-            <w:tcW w:type="dxa" w:w="3005"/>
+            <w:tcW w:type="dxa" w:w="2428"/>
             <w:tcMar>
               <w:top w:w="60" w:type="dxa"/>
               <w:start w:w="90" w:type="dxa"/>
@@ -3404,13 +3583,13 @@
                 <w:i w:val="0"/>
                 <w:sz w:val="26"/>
               </w:rPr>
-              <w:t>Đặt "Exactly" 18-22pt.</w:t>
+              <w:t>Thống nhất khoảng 10 mm</w:t>
             </w:r>
           </w:p>
         </w:tc>
         <w:tc>
           <w:tcPr>
-            <w:tcW w:type="dxa" w:w="1644"/>
+            <w:tcW w:type="dxa" w:w="2428"/>
             <w:tcMar>
               <w:top w:w="60" w:type="dxa"/>
               <w:start w:w="90" w:type="dxa"/>
@@ -3433,13 +3612,13 @@
                 <w:i w:val="0"/>
                 <w:sz w:val="26"/>
               </w:rPr>
-              <w:t>HD 05; Skill 29 PL2</w:t>
+              <w:t>Hướng dẫn số 05-HD/VPTW, Phần II mục 6.2</w:t>
             </w:r>
           </w:p>
         </w:tc>
         <w:tc>
           <w:tcPr>
-            <w:tcW w:type="dxa" w:w="1077"/>
+            <w:tcW w:type="dxa" w:w="2428"/>
             <w:tcMar>
               <w:top w:w="60" w:type="dxa"/>
               <w:start w:w="90" w:type="dxa"/>
@@ -3473,7 +3652,7 @@
         </w:trPr>
         <w:tc>
           <w:tcPr>
-            <w:tcW w:type="dxa" w:w="567"/>
+            <w:tcW w:type="dxa" w:w="2428"/>
             <w:tcMar>
               <w:top w:w="60" w:type="dxa"/>
               <w:start w:w="90" w:type="dxa"/>
@@ -3496,13 +3675,13 @@
                 <w:i w:val="0"/>
                 <w:sz w:val="26"/>
               </w:rPr>
-              <w:t>15</w:t>
+              <w:t>16</w:t>
             </w:r>
           </w:p>
         </w:tc>
         <w:tc>
           <w:tcPr>
-            <w:tcW w:type="dxa" w:w="2494"/>
+            <w:tcW w:type="dxa" w:w="2428"/>
             <w:tcMar>
               <w:top w:w="60" w:type="dxa"/>
               <w:start w:w="90" w:type="dxa"/>
@@ -3525,13 +3704,13 @@
                 <w:i w:val="0"/>
                 <w:sz w:val="26"/>
               </w:rPr>
-              <w:t>[Thể thức] Thụt lề đầu dòng</w:t>
+              <w:t>[Thể thức] Số trang</w:t>
             </w:r>
           </w:p>
         </w:tc>
         <w:tc>
           <w:tcPr>
-            <w:tcW w:type="dxa" w:w="5499"/>
+            <w:tcW w:type="dxa" w:w="2428"/>
             <w:tcMar>
               <w:top w:w="60" w:type="dxa"/>
               <w:start w:w="90" w:type="dxa"/>
@@ -3554,13 +3733,13 @@
                 <w:i w:val="0"/>
                 <w:sz w:val="26"/>
               </w:rPr>
-              <w:t>Đo được 12,5; 12,7 và 10,39 mm, không thống nhất; quy định khoảng 10 mm.</w:t>
+              <w:t>Số trang không đặt cỡ chữ riêng (kế thừa cỡ 15 của kiểu mặc định; quy định cỡ 14); cách mép trên 12,7 mm (quy định 10 mm)</w:t>
             </w:r>
           </w:p>
         </w:tc>
         <w:tc>
           <w:tcPr>
-            <w:tcW w:type="dxa" w:w="3005"/>
+            <w:tcW w:type="dxa" w:w="2428"/>
             <w:tcMar>
               <w:top w:w="60" w:type="dxa"/>
               <w:start w:w="90" w:type="dxa"/>
@@ -3583,13 +3762,13 @@
                 <w:i w:val="0"/>
                 <w:sz w:val="26"/>
               </w:rPr>
-              <w:t>Thống nhất khoảng 10 mm.</w:t>
+              <w:t>Đặt cỡ 14, cách mép trên 10 mm</w:t>
             </w:r>
           </w:p>
         </w:tc>
         <w:tc>
           <w:tcPr>
-            <w:tcW w:type="dxa" w:w="1644"/>
+            <w:tcW w:type="dxa" w:w="2428"/>
             <w:tcMar>
               <w:top w:w="60" w:type="dxa"/>
               <w:start w:w="90" w:type="dxa"/>
@@ -3612,13 +3791,13 @@
                 <w:i w:val="0"/>
                 <w:sz w:val="26"/>
               </w:rPr>
-              <w:t>HD 05; Skill 29 PL2</w:t>
+              <w:t>Phụ lục 2 Hướng dẫn số 05-HD/VPTW, thành phần 15; Phần II mục IV</w:t>
             </w:r>
           </w:p>
         </w:tc>
         <w:tc>
           <w:tcPr>
-            <w:tcW w:type="dxa" w:w="1077"/>
+            <w:tcW w:type="dxa" w:w="2428"/>
             <w:tcMar>
               <w:top w:w="60" w:type="dxa"/>
               <w:start w:w="90" w:type="dxa"/>
@@ -3652,7 +3831,7 @@
         </w:trPr>
         <w:tc>
           <w:tcPr>
-            <w:tcW w:type="dxa" w:w="567"/>
+            <w:tcW w:type="dxa" w:w="2428"/>
             <w:tcMar>
               <w:top w:w="60" w:type="dxa"/>
               <w:start w:w="90" w:type="dxa"/>
@@ -3675,13 +3854,13 @@
                 <w:i w:val="0"/>
                 <w:sz w:val="26"/>
               </w:rPr>
-              <w:t>16</w:t>
+              <w:t>17</w:t>
             </w:r>
           </w:p>
         </w:tc>
         <w:tc>
           <w:tcPr>
-            <w:tcW w:type="dxa" w:w="2494"/>
+            <w:tcW w:type="dxa" w:w="2428"/>
             <w:tcMar>
               <w:top w:w="60" w:type="dxa"/>
               <w:start w:w="90" w:type="dxa"/>
@@ -3704,13 +3883,13 @@
                 <w:i w:val="0"/>
                 <w:sz w:val="26"/>
               </w:rPr>
-              <w:t>[Thể thức] Số trang</w:t>
+              <w:t>[Thể thức] Nơi nhận: “- Lưu Văn phòng Đảng ủy.Th”</w:t>
             </w:r>
           </w:p>
         </w:tc>
         <w:tc>
           <w:tcPr>
-            <w:tcW w:type="dxa" w:w="5499"/>
+            <w:tcW w:type="dxa" w:w="2428"/>
             <w:tcMar>
               <w:top w:w="60" w:type="dxa"/>
               <w:start w:w="90" w:type="dxa"/>
@@ -3733,13 +3912,13 @@
                 <w:i w:val="0"/>
                 <w:sz w:val="26"/>
               </w:rPr>
-              <w:t>Trường PAGE ở đầu trang không đặt cỡ chữ rõ (cần 14pt) và đặt cách mép 12,7 mm (cần 10 mm).</w:t>
+              <w:t>Có ký tự “Th” cỡ 12 dính sau dấu chấm của dòng Lưu, có thể là ký hiệu người soạn thảo gõ nhầm chỗ; ký hiệu người soạn thảo có vị trí riêng, cỡ 11</w:t>
             </w:r>
           </w:p>
         </w:tc>
         <w:tc>
           <w:tcPr>
-            <w:tcW w:type="dxa" w:w="3005"/>
+            <w:tcW w:type="dxa" w:w="2428"/>
             <w:tcMar>
               <w:top w:w="60" w:type="dxa"/>
               <w:start w:w="90" w:type="dxa"/>
@@ -3762,13 +3941,13 @@
                 <w:i w:val="0"/>
                 <w:sz w:val="26"/>
               </w:rPr>
-              <w:t>Đặt 14pt, cách mép trên 10 mm.</w:t>
+              <w:t>Xóa hoặc chuyển về đúng vị trí, cỡ 11</w:t>
             </w:r>
           </w:p>
         </w:tc>
         <w:tc>
           <w:tcPr>
-            <w:tcW w:type="dxa" w:w="1644"/>
+            <w:tcW w:type="dxa" w:w="2428"/>
             <w:tcMar>
               <w:top w:w="60" w:type="dxa"/>
               <w:start w:w="90" w:type="dxa"/>
@@ -3791,13 +3970,13 @@
                 <w:i w:val="0"/>
                 <w:sz w:val="26"/>
               </w:rPr>
-              <w:t>HD 05; Skill 29 PL2</w:t>
+              <w:t>Phụ lục 2 Hướng dẫn số 05-HD/VPTW, thành phần 13</w:t>
             </w:r>
           </w:p>
         </w:tc>
         <w:tc>
           <w:tcPr>
-            <w:tcW w:type="dxa" w:w="1077"/>
+            <w:tcW w:type="dxa" w:w="2428"/>
             <w:tcMar>
               <w:top w:w="60" w:type="dxa"/>
               <w:start w:w="90" w:type="dxa"/>
@@ -3831,7 +4010,7 @@
         </w:trPr>
         <w:tc>
           <w:tcPr>
-            <w:tcW w:type="dxa" w:w="567"/>
+            <w:tcW w:type="dxa" w:w="2428"/>
             <w:tcMar>
               <w:top w:w="60" w:type="dxa"/>
               <w:start w:w="90" w:type="dxa"/>
@@ -3854,13 +4033,13 @@
                 <w:i w:val="0"/>
                 <w:sz w:val="26"/>
               </w:rPr>
-              <w:t>17</w:t>
+              <w:t>18</w:t>
             </w:r>
           </w:p>
         </w:tc>
         <w:tc>
           <w:tcPr>
-            <w:tcW w:type="dxa" w:w="2494"/>
+            <w:tcW w:type="dxa" w:w="2428"/>
             <w:tcMar>
               <w:top w:w="60" w:type="dxa"/>
               <w:start w:w="90" w:type="dxa"/>
@@ -3883,13 +4062,13 @@
                 <w:i w:val="0"/>
                 <w:sz w:val="26"/>
               </w:rPr>
-              <w:t xml:space="preserve">[Thể thức] Nơi nhận: "Lưu Văn phòng Đảng ủy.Th"</w:t>
+              <w:t>[Thể thức] Nơi nhận: “- Các cơ quan chuyên trách tham mưu, / giúp việc Đảng ủy;”</w:t>
             </w:r>
           </w:p>
         </w:tc>
         <w:tc>
           <w:tcPr>
-            <w:tcW w:type="dxa" w:w="5499"/>
+            <w:tcW w:type="dxa" w:w="2428"/>
             <w:tcMar>
               <w:top w:w="60" w:type="dxa"/>
               <w:start w:w="90" w:type="dxa"/>
@@ -3912,13 +4091,13 @@
                 <w:i w:val="0"/>
                 <w:sz w:val="26"/>
               </w:rPr>
-              <w:t xml:space="preserve">Có ký tự "Th" cỡ 12 dạng chỉ số dưới dính sau dòng Lưu, có thể là ký hiệu người soạn gõ nhầm; ký hiệu người soạn phải 11pt.</w:t>
+              <w:t>Một nơi nhận bị ngắt thành hai đoạn, đoạn sau không có gạch đầu dòng</w:t>
             </w:r>
           </w:p>
         </w:tc>
         <w:tc>
           <w:tcPr>
-            <w:tcW w:type="dxa" w:w="3005"/>
+            <w:tcW w:type="dxa" w:w="2428"/>
             <w:tcMar>
               <w:top w:w="60" w:type="dxa"/>
               <w:start w:w="90" w:type="dxa"/>
@@ -3941,13 +4120,13 @@
                 <w:i w:val="0"/>
                 <w:sz w:val="26"/>
               </w:rPr>
-              <w:t>Xóa hoặc chuyển ký hiệu người soạn về vị trí và cỡ 11pt đúng quy định.</w:t>
+              <w:t>Gộp thành một đoạn</w:t>
             </w:r>
           </w:p>
         </w:tc>
         <w:tc>
           <w:tcPr>
-            <w:tcW w:type="dxa" w:w="1644"/>
+            <w:tcW w:type="dxa" w:w="2428"/>
             <w:tcMar>
               <w:top w:w="60" w:type="dxa"/>
               <w:start w:w="90" w:type="dxa"/>
@@ -3970,13 +4149,13 @@
                 <w:i w:val="0"/>
                 <w:sz w:val="26"/>
               </w:rPr>
-              <w:t>HD 05; Skill 29 PL2</w:t>
+              <w:t>Hướng dẫn số 05-HD/VPTW (nơi nhận)</w:t>
             </w:r>
           </w:p>
         </w:tc>
         <w:tc>
           <w:tcPr>
-            <w:tcW w:type="dxa" w:w="1077"/>
+            <w:tcW w:type="dxa" w:w="2428"/>
             <w:tcMar>
               <w:top w:w="60" w:type="dxa"/>
               <w:start w:w="90" w:type="dxa"/>
@@ -4010,7 +4189,7 @@
         </w:trPr>
         <w:tc>
           <w:tcPr>
-            <w:tcW w:type="dxa" w:w="567"/>
+            <w:tcW w:type="dxa" w:w="2428"/>
             <w:tcMar>
               <w:top w:w="60" w:type="dxa"/>
               <w:start w:w="90" w:type="dxa"/>
@@ -4033,13 +4212,13 @@
                 <w:i w:val="0"/>
                 <w:sz w:val="26"/>
               </w:rPr>
-              <w:t>18</w:t>
+              <w:t>19</w:t>
             </w:r>
           </w:p>
         </w:tc>
         <w:tc>
           <w:tcPr>
-            <w:tcW w:type="dxa" w:w="2494"/>
+            <w:tcW w:type="dxa" w:w="2428"/>
             <w:tcMar>
               <w:top w:w="60" w:type="dxa"/>
               <w:start w:w="90" w:type="dxa"/>
@@ -4062,13 +4241,13 @@
                 <w:i w:val="0"/>
                 <w:sz w:val="26"/>
               </w:rPr>
-              <w:t>[Thể thức] Nơi nhận: "- Các cơ quan chuyên trách tham mưu, / giúp việc Đảng ủy;"</w:t>
+              <w:t>[Thể thức] “T/M BAN THƯỜNG VỤ” dùng kiểu Heading 1</w:t>
             </w:r>
           </w:p>
         </w:tc>
         <w:tc>
           <w:tcPr>
-            <w:tcW w:type="dxa" w:w="5499"/>
+            <w:tcW w:type="dxa" w:w="2428"/>
             <w:tcMar>
               <w:top w:w="60" w:type="dxa"/>
               <w:start w:w="90" w:type="dxa"/>
@@ -4091,13 +4270,13 @@
                 <w:i w:val="0"/>
                 <w:sz w:val="26"/>
               </w:rPr>
-              <w:t>Một mục bị ngắt thành hai đoạn, dòng sau không có gạch đầu dòng.</w:t>
+              <w:t>Kiểu Heading 1 của tệp khai phông VNI-Times (không phải phông Unicode), chữ hiện đúng nhờ định dạng trực tiếp; dễ lỗi phông khi sao chép, đổi kiểu và có thể lọt vào mục lục tự động</w:t>
             </w:r>
           </w:p>
         </w:tc>
         <w:tc>
           <w:tcPr>
-            <w:tcW w:type="dxa" w:w="3005"/>
+            <w:tcW w:type="dxa" w:w="2428"/>
             <w:tcMar>
               <w:top w:w="60" w:type="dxa"/>
               <w:start w:w="90" w:type="dxa"/>
@@ -4120,13 +4299,13 @@
                 <w:i w:val="0"/>
                 <w:sz w:val="26"/>
               </w:rPr>
-              <w:t>Gộp thành một đoạn, thụt lề treo.</w:t>
+              <w:t>Dùng kiểu thường, phông Times New Roman</w:t>
             </w:r>
           </w:p>
         </w:tc>
         <w:tc>
           <w:tcPr>
-            <w:tcW w:type="dxa" w:w="1644"/>
+            <w:tcW w:type="dxa" w:w="2428"/>
             <w:tcMar>
               <w:top w:w="60" w:type="dxa"/>
               <w:start w:w="90" w:type="dxa"/>
@@ -4149,13 +4328,13 @@
                 <w:i w:val="0"/>
                 <w:sz w:val="26"/>
               </w:rPr>
-              <w:t>HD 05</w:t>
+              <w:t>Hướng dẫn số 05-HD/VPTW, Phần II mục IV.1 (phông chữ)</w:t>
             </w:r>
           </w:p>
         </w:tc>
         <w:tc>
           <w:tcPr>
-            <w:tcW w:type="dxa" w:w="1077"/>
+            <w:tcW w:type="dxa" w:w="2428"/>
             <w:tcMar>
               <w:top w:w="60" w:type="dxa"/>
               <w:start w:w="90" w:type="dxa"/>
@@ -4189,7 +4368,7 @@
         </w:trPr>
         <w:tc>
           <w:tcPr>
-            <w:tcW w:type="dxa" w:w="567"/>
+            <w:tcW w:type="dxa" w:w="2428"/>
             <w:tcMar>
               <w:top w:w="60" w:type="dxa"/>
               <w:start w:w="90" w:type="dxa"/>
@@ -4212,13 +4391,13 @@
                 <w:i w:val="0"/>
                 <w:sz w:val="26"/>
               </w:rPr>
-              <w:t>19</w:t>
+              <w:t>20</w:t>
             </w:r>
           </w:p>
         </w:tc>
         <w:tc>
           <w:tcPr>
-            <w:tcW w:type="dxa" w:w="2494"/>
+            <w:tcW w:type="dxa" w:w="2428"/>
             <w:tcMar>
               <w:top w:w="60" w:type="dxa"/>
               <w:start w:w="90" w:type="dxa"/>
@@ -4241,13 +4420,13 @@
                 <w:i w:val="0"/>
                 <w:sz w:val="26"/>
               </w:rPr>
-              <w:t>[Thể thức] Nhấn mạnh tiêu đề mục</w:t>
+              <w:t>[Chất lượng soạn thảo] Mục IV.3: Ủy quyền cho Thường trực</w:t>
             </w:r>
           </w:p>
         </w:tc>
         <w:tc>
           <w:tcPr>
-            <w:tcW w:type="dxa" w:w="5499"/>
+            <w:tcW w:type="dxa" w:w="2428"/>
             <w:tcMar>
               <w:top w:w="60" w:type="dxa"/>
               <w:start w:w="90" w:type="dxa"/>
@@ -4270,13 +4449,13 @@
                 <w:i w:val="0"/>
                 <w:sz w:val="26"/>
               </w:rPr>
-              <w:t>Tiêu đề "T/M BAN THƯỜNG VỤ" dùng kiểu Heading 1 (không đánh số tự động) nên có nguy cơ xuất hiện trong mục lục.</w:t>
+              <w:t>Nội dung ủy quyền “điều chỉnh thời gian, bổ sung các nhiệm vụ phát sinh” chưa có giới hạn</w:t>
             </w:r>
           </w:p>
         </w:tc>
         <w:tc>
           <w:tcPr>
-            <w:tcW w:type="dxa" w:w="3005"/>
+            <w:tcW w:type="dxa" w:w="2428"/>
             <w:tcMar>
               <w:top w:w="60" w:type="dxa"/>
               <w:start w:w="90" w:type="dxa"/>
@@ -4299,13 +4478,13 @@
                 <w:i w:val="0"/>
                 <w:sz w:val="26"/>
               </w:rPr>
-              <w:t>Dùng kiểu thường.</w:t>
+              <w:t>Ghi rõ giới hạn (không điều chỉnh nội dung thuộc thẩm quyền quyết định của tập thể)</w:t>
             </w:r>
           </w:p>
         </w:tc>
         <w:tc>
           <w:tcPr>
-            <w:tcW w:type="dxa" w:w="1644"/>
+            <w:tcW w:type="dxa" w:w="2428"/>
             <w:tcMar>
               <w:top w:w="60" w:type="dxa"/>
               <w:start w:w="90" w:type="dxa"/>
@@ -4328,13 +4507,13 @@
                 <w:i w:val="0"/>
                 <w:sz w:val="26"/>
               </w:rPr>
-              <w:t>Skill 14</w:t>
+              <w:t>Quy định số 399-QĐ/TW; Checklist 02</w:t>
             </w:r>
           </w:p>
         </w:tc>
         <w:tc>
           <w:tcPr>
-            <w:tcW w:type="dxa" w:w="1077"/>
+            <w:tcW w:type="dxa" w:w="2428"/>
             <w:tcMar>
               <w:top w:w="60" w:type="dxa"/>
               <w:start w:w="90" w:type="dxa"/>
@@ -4368,186 +4547,7 @@
         </w:trPr>
         <w:tc>
           <w:tcPr>
-            <w:tcW w:type="dxa" w:w="567"/>
-            <w:tcMar>
-              <w:top w:w="60" w:type="dxa"/>
-              <w:start w:w="90" w:type="dxa"/>
-              <w:bottom w:w="60" w:type="dxa"/>
-              <w:end w:w="90" w:type="dxa"/>
-            </w:tcMar>
-            <w:vAlign w:val="top"/>
-          </w:tcPr>
-          <w:p>
-            <w:pPr>
-              <w:spacing w:after="0" w:line="240" w:lineRule="auto"/>
-              <w:ind w:firstLine="0" w:left="0"/>
-              <w:jc w:val="center"/>
-            </w:pPr>
-            <w:r/>
-            <w:r>
-              <w:rPr>
-                <w:rFonts w:ascii="Times New Roman" w:hAnsi="Times New Roman"/>
-                <w:b w:val="0"/>
-                <w:i w:val="0"/>
-                <w:sz w:val="26"/>
-              </w:rPr>
-              <w:t>20</w:t>
-            </w:r>
-          </w:p>
-        </w:tc>
-        <w:tc>
-          <w:tcPr>
-            <w:tcW w:type="dxa" w:w="2494"/>
-            <w:tcMar>
-              <w:top w:w="60" w:type="dxa"/>
-              <w:start w:w="90" w:type="dxa"/>
-              <w:bottom w:w="60" w:type="dxa"/>
-              <w:end w:w="90" w:type="dxa"/>
-            </w:tcMar>
-            <w:vAlign w:val="top"/>
-          </w:tcPr>
-          <w:p>
-            <w:pPr>
-              <w:spacing w:after="0" w:line="240" w:lineRule="auto"/>
-              <w:ind w:firstLine="0" w:left="0"/>
-              <w:jc w:val="both"/>
-            </w:pPr>
-            <w:r/>
-            <w:r>
-              <w:rPr>
-                <w:rFonts w:ascii="Times New Roman" w:hAnsi="Times New Roman"/>
-                <w:b w:val="0"/>
-                <w:i w:val="0"/>
-                <w:sz w:val="26"/>
-              </w:rPr>
-              <w:t>[Chất lượng soạn thảo] Mục IV.3: giao Thường trực điều chỉnh</w:t>
-            </w:r>
-          </w:p>
-        </w:tc>
-        <w:tc>
-          <w:tcPr>
-            <w:tcW w:type="dxa" w:w="5499"/>
-            <w:tcMar>
-              <w:top w:w="60" w:type="dxa"/>
-              <w:start w:w="90" w:type="dxa"/>
-              <w:bottom w:w="60" w:type="dxa"/>
-              <w:end w:w="90" w:type="dxa"/>
-            </w:tcMar>
-            <w:vAlign w:val="top"/>
-          </w:tcPr>
-          <w:p>
-            <w:pPr>
-              <w:spacing w:after="0" w:line="240" w:lineRule="auto"/>
-              <w:ind w:firstLine="0" w:left="0"/>
-              <w:jc w:val="both"/>
-            </w:pPr>
-            <w:r/>
-            <w:r>
-              <w:rPr>
-                <w:rFonts w:ascii="Times New Roman" w:hAnsi="Times New Roman"/>
-                <w:b w:val="0"/>
-                <w:i w:val="0"/>
-                <w:sz w:val="26"/>
-              </w:rPr>
-              <w:t>Thẩm quyền "điều chỉnh thời gian, bổ sung nhiệm vụ" được ủy quyền nhưng nội dung ủy quyền chưa giới hạn.</w:t>
-            </w:r>
-          </w:p>
-        </w:tc>
-        <w:tc>
-          <w:tcPr>
-            <w:tcW w:type="dxa" w:w="3005"/>
-            <w:tcMar>
-              <w:top w:w="60" w:type="dxa"/>
-              <w:start w:w="90" w:type="dxa"/>
-              <w:bottom w:w="60" w:type="dxa"/>
-              <w:end w:w="90" w:type="dxa"/>
-            </w:tcMar>
-            <w:vAlign w:val="top"/>
-          </w:tcPr>
-          <w:p>
-            <w:pPr>
-              <w:spacing w:after="0" w:line="240" w:lineRule="auto"/>
-              <w:ind w:firstLine="0" w:left="0"/>
-              <w:jc w:val="both"/>
-            </w:pPr>
-            <w:r/>
-            <w:r>
-              <w:rPr>
-                <w:rFonts w:ascii="Times New Roman" w:hAnsi="Times New Roman"/>
-                <w:b w:val="0"/>
-                <w:i w:val="0"/>
-                <w:sz w:val="26"/>
-              </w:rPr>
-              <w:t>Ghi rõ giới hạn (không điều chỉnh nội dung thuộc thẩm quyền tập thể).</w:t>
-            </w:r>
-          </w:p>
-        </w:tc>
-        <w:tc>
-          <w:tcPr>
-            <w:tcW w:type="dxa" w:w="1644"/>
-            <w:tcMar>
-              <w:top w:w="60" w:type="dxa"/>
-              <w:start w:w="90" w:type="dxa"/>
-              <w:bottom w:w="60" w:type="dxa"/>
-              <w:end w:w="90" w:type="dxa"/>
-            </w:tcMar>
-            <w:vAlign w:val="top"/>
-          </w:tcPr>
-          <w:p>
-            <w:pPr>
-              <w:spacing w:after="0" w:line="240" w:lineRule="auto"/>
-              <w:ind w:firstLine="0" w:left="0"/>
-              <w:jc w:val="both"/>
-            </w:pPr>
-            <w:r/>
-            <w:r>
-              <w:rPr>
-                <w:rFonts w:ascii="Times New Roman" w:hAnsi="Times New Roman"/>
-                <w:b w:val="0"/>
-                <w:i w:val="0"/>
-                <w:sz w:val="26"/>
-              </w:rPr>
-              <w:t>QĐ 399</w:t>
-            </w:r>
-          </w:p>
-        </w:tc>
-        <w:tc>
-          <w:tcPr>
-            <w:tcW w:type="dxa" w:w="1077"/>
-            <w:tcMar>
-              <w:top w:w="60" w:type="dxa"/>
-              <w:start w:w="90" w:type="dxa"/>
-              <w:bottom w:w="60" w:type="dxa"/>
-              <w:end w:w="90" w:type="dxa"/>
-            </w:tcMar>
-            <w:vAlign w:val="top"/>
-          </w:tcPr>
-          <w:p>
-            <w:pPr>
-              <w:spacing w:after="0" w:line="240" w:lineRule="auto"/>
-              <w:ind w:firstLine="0" w:left="0"/>
-              <w:jc w:val="center"/>
-            </w:pPr>
-            <w:r/>
-            <w:r>
-              <w:rPr>
-                <w:rFonts w:ascii="Times New Roman" w:hAnsi="Times New Roman"/>
-                <w:b w:val="0"/>
-                <w:i w:val="0"/>
-                <w:sz w:val="26"/>
-              </w:rPr>
-              <w:t>Mức 3</w:t>
-            </w:r>
-          </w:p>
-        </w:tc>
-      </w:tr>
-      <w:tr>
-        <w:trPr>
-          <w:cantSplit w:val="0"/>
-        </w:trPr>
-        <w:tc>
-          <w:tcPr>
-            <w:tcW w:type="dxa" w:w="567"/>
+            <w:tcW w:type="dxa" w:w="2428"/>
             <w:tcMar>
               <w:top w:w="60" w:type="dxa"/>
               <w:start w:w="90" w:type="dxa"/>
@@ -4576,7 +4576,7 @@
         </w:tc>
         <w:tc>
           <w:tcPr>
-            <w:tcW w:type="dxa" w:w="2494"/>
+            <w:tcW w:type="dxa" w:w="2428"/>
             <w:tcMar>
               <w:top w:w="60" w:type="dxa"/>
               <w:start w:w="90" w:type="dxa"/>
@@ -4599,13 +4599,13 @@
                 <w:i w:val="0"/>
                 <w:sz w:val="26"/>
               </w:rPr>
-              <w:t xml:space="preserve">[Điều khoản bắt buộc] Quy chế 10-QC/ĐU: thứ tự viện dẫn</w:t>
+              <w:t>[Điều khoản bắt buộc] Tên gọi loại hình tổ chức đảng</w:t>
             </w:r>
           </w:p>
         </w:tc>
         <w:tc>
           <w:tcPr>
-            <w:tcW w:type="dxa" w:w="5499"/>
+            <w:tcW w:type="dxa" w:w="2428"/>
             <w:tcMar>
               <w:top w:w="60" w:type="dxa"/>
               <w:start w:w="90" w:type="dxa"/>
@@ -4628,13 +4628,13 @@
                 <w:i w:val="0"/>
                 <w:sz w:val="26"/>
               </w:rPr>
-              <w:t>Văn bản cùng được dẫn ở III và IV.1 với cách viết khác nhau.</w:t>
+              <w:t>Quy định số 208-QĐ/TW ngày 26/7/2026 thí điểm thống nhất tên gọi tổ chức đảng ở cấp cơ sở; quy định hiện hành tiếp tục áp dụng đến khi có văn bản thay thế</w:t>
             </w:r>
           </w:p>
         </w:tc>
         <w:tc>
           <w:tcPr>
-            <w:tcW w:type="dxa" w:w="3005"/>
+            <w:tcW w:type="dxa" w:w="2428"/>
             <w:tcMar>
               <w:top w:w="60" w:type="dxa"/>
               <w:start w:w="90" w:type="dxa"/>
@@ -4657,13 +4657,13 @@
                 <w:i w:val="0"/>
                 <w:sz w:val="26"/>
               </w:rPr>
-              <w:t>Chuẩn hóa một cách viện dẫn.</w:t>
+              <w:t>Không cần sửa; theo dõi hướng dẫn chính thức</w:t>
             </w:r>
           </w:p>
         </w:tc>
         <w:tc>
           <w:tcPr>
-            <w:tcW w:type="dxa" w:w="1644"/>
+            <w:tcW w:type="dxa" w:w="2428"/>
             <w:tcMar>
               <w:top w:w="60" w:type="dxa"/>
               <w:start w:w="90" w:type="dxa"/>
@@ -4686,192 +4686,13 @@
                 <w:i w:val="0"/>
                 <w:sz w:val="26"/>
               </w:rPr>
-              <w:t>HD 05 6.1.4</w:t>
+              <w:t>Skill 29, Phụ lục 3</w:t>
             </w:r>
           </w:p>
         </w:tc>
         <w:tc>
           <w:tcPr>
-            <w:tcW w:type="dxa" w:w="1077"/>
-            <w:tcMar>
-              <w:top w:w="60" w:type="dxa"/>
-              <w:start w:w="90" w:type="dxa"/>
-              <w:bottom w:w="60" w:type="dxa"/>
-              <w:end w:w="90" w:type="dxa"/>
-            </w:tcMar>
-            <w:vAlign w:val="top"/>
-          </w:tcPr>
-          <w:p>
-            <w:pPr>
-              <w:spacing w:after="0" w:line="240" w:lineRule="auto"/>
-              <w:ind w:firstLine="0" w:left="0"/>
-              <w:jc w:val="center"/>
-            </w:pPr>
-            <w:r/>
-            <w:r>
-              <w:rPr>
-                <w:rFonts w:ascii="Times New Roman" w:hAnsi="Times New Roman"/>
-                <w:b w:val="0"/>
-                <w:i w:val="0"/>
-                <w:sz w:val="26"/>
-              </w:rPr>
-              <w:t>Mức 3</w:t>
-            </w:r>
-          </w:p>
-        </w:tc>
-      </w:tr>
-      <w:tr>
-        <w:trPr>
-          <w:cantSplit w:val="0"/>
-        </w:trPr>
-        <w:tc>
-          <w:tcPr>
-            <w:tcW w:type="dxa" w:w="567"/>
-            <w:tcMar>
-              <w:top w:w="60" w:type="dxa"/>
-              <w:start w:w="90" w:type="dxa"/>
-              <w:bottom w:w="60" w:type="dxa"/>
-              <w:end w:w="90" w:type="dxa"/>
-            </w:tcMar>
-            <w:vAlign w:val="top"/>
-          </w:tcPr>
-          <w:p>
-            <w:pPr>
-              <w:spacing w:after="0" w:line="240" w:lineRule="auto"/>
-              <w:ind w:firstLine="0" w:left="0"/>
-              <w:jc w:val="center"/>
-            </w:pPr>
-            <w:r/>
-            <w:r>
-              <w:rPr>
-                <w:rFonts w:ascii="Times New Roman" w:hAnsi="Times New Roman"/>
-                <w:b w:val="0"/>
-                <w:i w:val="0"/>
-                <w:sz w:val="26"/>
-              </w:rPr>
-              <w:t>22</w:t>
-            </w:r>
-          </w:p>
-        </w:tc>
-        <w:tc>
-          <w:tcPr>
-            <w:tcW w:type="dxa" w:w="2494"/>
-            <w:tcMar>
-              <w:top w:w="60" w:type="dxa"/>
-              <w:start w:w="90" w:type="dxa"/>
-              <w:bottom w:w="60" w:type="dxa"/>
-              <w:end w:w="90" w:type="dxa"/>
-            </w:tcMar>
-            <w:vAlign w:val="top"/>
-          </w:tcPr>
-          <w:p>
-            <w:pPr>
-              <w:spacing w:after="0" w:line="240" w:lineRule="auto"/>
-              <w:ind w:firstLine="0" w:left="0"/>
-              <w:jc w:val="both"/>
-            </w:pPr>
-            <w:r/>
-            <w:r>
-              <w:rPr>
-                <w:rFonts w:ascii="Times New Roman" w:hAnsi="Times New Roman"/>
-                <w:b w:val="0"/>
-                <w:i w:val="0"/>
-                <w:sz w:val="26"/>
-              </w:rPr>
-              <w:t>[Điều khoản bắt buộc] Tên gọi theo Quyết định 208-QĐ/TW</w:t>
-            </w:r>
-          </w:p>
-        </w:tc>
-        <w:tc>
-          <w:tcPr>
-            <w:tcW w:type="dxa" w:w="5499"/>
-            <w:tcMar>
-              <w:top w:w="60" w:type="dxa"/>
-              <w:start w:w="90" w:type="dxa"/>
-              <w:bottom w:w="60" w:type="dxa"/>
-              <w:end w:w="90" w:type="dxa"/>
-            </w:tcMar>
-            <w:vAlign w:val="top"/>
-          </w:tcPr>
-          <w:p>
-            <w:pPr>
-              <w:spacing w:after="0" w:line="240" w:lineRule="auto"/>
-              <w:ind w:firstLine="0" w:left="0"/>
-              <w:jc w:val="both"/>
-            </w:pPr>
-            <w:r/>
-            <w:r>
-              <w:rPr>
-                <w:rFonts w:ascii="Times New Roman" w:hAnsi="Times New Roman"/>
-                <w:b w:val="0"/>
-                <w:i w:val="0"/>
-                <w:sz w:val="26"/>
-              </w:rPr>
-              <w:t>Văn bản dùng tên gọi hệ cũ; QĐ 208-QĐ/TW thí điểm và Chương VIII mục 3 có quy định chuyển tiếp.</w:t>
-            </w:r>
-          </w:p>
-        </w:tc>
-        <w:tc>
-          <w:tcPr>
-            <w:tcW w:type="dxa" w:w="3005"/>
-            <w:tcMar>
-              <w:top w:w="60" w:type="dxa"/>
-              <w:start w:w="90" w:type="dxa"/>
-              <w:bottom w:w="60" w:type="dxa"/>
-              <w:end w:w="90" w:type="dxa"/>
-            </w:tcMar>
-            <w:vAlign w:val="top"/>
-          </w:tcPr>
-          <w:p>
-            <w:pPr>
-              <w:spacing w:after="0" w:line="240" w:lineRule="auto"/>
-              <w:ind w:firstLine="0" w:left="0"/>
-              <w:jc w:val="both"/>
-            </w:pPr>
-            <w:r/>
-            <w:r>
-              <w:rPr>
-                <w:rFonts w:ascii="Times New Roman" w:hAnsi="Times New Roman"/>
-                <w:b w:val="0"/>
-                <w:i w:val="0"/>
-                <w:sz w:val="26"/>
-              </w:rPr>
-              <w:t>Không cần sửa; theo dõi khi có hướng dẫn chính thức.</w:t>
-            </w:r>
-          </w:p>
-        </w:tc>
-        <w:tc>
-          <w:tcPr>
-            <w:tcW w:type="dxa" w:w="1644"/>
-            <w:tcMar>
-              <w:top w:w="60" w:type="dxa"/>
-              <w:start w:w="90" w:type="dxa"/>
-              <w:bottom w:w="60" w:type="dxa"/>
-              <w:end w:w="90" w:type="dxa"/>
-            </w:tcMar>
-            <w:vAlign w:val="top"/>
-          </w:tcPr>
-          <w:p>
-            <w:pPr>
-              <w:spacing w:after="0" w:line="240" w:lineRule="auto"/>
-              <w:ind w:firstLine="0" w:left="0"/>
-              <w:jc w:val="both"/>
-            </w:pPr>
-            <w:r/>
-            <w:r>
-              <w:rPr>
-                <w:rFonts w:ascii="Times New Roman" w:hAnsi="Times New Roman"/>
-                <w:b w:val="0"/>
-                <w:i w:val="0"/>
-                <w:sz w:val="26"/>
-              </w:rPr>
-              <w:t>Skill 29 PL3</w:t>
-            </w:r>
-          </w:p>
-        </w:tc>
-        <w:tc>
-          <w:tcPr>
-            <w:tcW w:type="dxa" w:w="1077"/>
+            <w:tcW w:type="dxa" w:w="2428"/>
             <w:tcMar>
               <w:top w:w="60" w:type="dxa"/>
               <w:start w:w="90" w:type="dxa"/>
@@ -4905,7 +4726,7 @@
         </w:trPr>
         <w:tc>
           <w:tcPr>
-            <w:tcW w:type="dxa" w:w="567"/>
+            <w:tcW w:type="dxa" w:w="2428"/>
             <w:tcMar>
               <w:top w:w="60" w:type="dxa"/>
               <w:start w:w="90" w:type="dxa"/>
@@ -4928,13 +4749,13 @@
                 <w:i w:val="0"/>
                 <w:sz w:val="26"/>
               </w:rPr>
-              <w:t>23</w:t>
+              <w:t>22</w:t>
             </w:r>
           </w:p>
         </w:tc>
         <w:tc>
           <w:tcPr>
-            <w:tcW w:type="dxa" w:w="2494"/>
+            <w:tcW w:type="dxa" w:w="2428"/>
             <w:tcMar>
               <w:top w:w="60" w:type="dxa"/>
               <w:start w:w="90" w:type="dxa"/>
@@ -4957,13 +4778,13 @@
                 <w:i w:val="0"/>
                 <w:sz w:val="26"/>
               </w:rPr>
-              <w:t>[Nội dung] Mục IV.3: phạm vi theo dõi</w:t>
+              <w:t>[Nội dung] Mục IV.3: Theo dõi, tổng hợp</w:t>
             </w:r>
           </w:p>
         </w:tc>
         <w:tc>
           <w:tcPr>
-            <w:tcW w:type="dxa" w:w="5499"/>
+            <w:tcW w:type="dxa" w:w="2428"/>
             <w:tcMar>
               <w:top w:w="60" w:type="dxa"/>
               <w:start w:w="90" w:type="dxa"/>
@@ -4986,13 +4807,13 @@
                 <w:i w:val="0"/>
                 <w:sz w:val="26"/>
               </w:rPr>
-              <w:t>Văn phòng chỉ "tổng hợp", chưa có báo cáo định kỳ cho Ban Thường vụ.</w:t>
+              <w:t>Văn phòng Đảng ủy chỉ “theo dõi, đôn đốc, tổng hợp”, chưa có kỳ báo cáo Ban Thường vụ</w:t>
             </w:r>
           </w:p>
         </w:tc>
         <w:tc>
           <w:tcPr>
-            <w:tcW w:type="dxa" w:w="3005"/>
+            <w:tcW w:type="dxa" w:w="2428"/>
             <w:tcMar>
               <w:top w:w="60" w:type="dxa"/>
               <w:start w:w="90" w:type="dxa"/>
@@ -5015,13 +4836,13 @@
                 <w:i w:val="0"/>
                 <w:sz w:val="26"/>
               </w:rPr>
-              <w:t>Bổ sung kỳ báo cáo.</w:t>
+              <w:t>Bổ sung kỳ báo cáo</w:t>
             </w:r>
           </w:p>
         </w:tc>
         <w:tc>
           <w:tcPr>
-            <w:tcW w:type="dxa" w:w="1644"/>
+            <w:tcW w:type="dxa" w:w="2428"/>
             <w:tcMar>
               <w:top w:w="60" w:type="dxa"/>
               <w:start w:w="90" w:type="dxa"/>
@@ -5044,13 +4865,13 @@
                 <w:i w:val="0"/>
                 <w:sz w:val="26"/>
               </w:rPr>
-              <w:t>Skill 19</w:t>
+              <w:t>Checklist 02</w:t>
             </w:r>
           </w:p>
         </w:tc>
         <w:tc>
           <w:tcPr>
-            <w:tcW w:type="dxa" w:w="1077"/>
+            <w:tcW w:type="dxa" w:w="2428"/>
             <w:tcMar>
               <w:top w:w="60" w:type="dxa"/>
               <w:start w:w="90" w:type="dxa"/>
@@ -5084,7 +4905,7 @@
         </w:trPr>
         <w:tc>
           <w:tcPr>
-            <w:tcW w:type="dxa" w:w="567"/>
+            <w:tcW w:type="dxa" w:w="2428"/>
             <w:tcMar>
               <w:top w:w="60" w:type="dxa"/>
               <w:start w:w="90" w:type="dxa"/>
@@ -5107,13 +4928,13 @@
                 <w:i w:val="0"/>
                 <w:sz w:val="26"/>
               </w:rPr>
-              <w:t>24</w:t>
+              <w:t>23</w:t>
             </w:r>
           </w:p>
         </w:tc>
         <w:tc>
           <w:tcPr>
-            <w:tcW w:type="dxa" w:w="2494"/>
+            <w:tcW w:type="dxa" w:w="2428"/>
             <w:tcMar>
               <w:top w:w="60" w:type="dxa"/>
               <w:start w:w="90" w:type="dxa"/>
@@ -5136,13 +4957,13 @@
                 <w:i w:val="0"/>
                 <w:sz w:val="26"/>
               </w:rPr>
-              <w:t>[Chất lượng soạn thảo] Thứ tự các căn cứ</w:t>
+              <w:t>[Chất lượng soạn thảo] Cách viện dẫn trong phần căn cứ</w:t>
             </w:r>
           </w:p>
         </w:tc>
         <w:tc>
           <w:tcPr>
-            <w:tcW w:type="dxa" w:w="5499"/>
+            <w:tcW w:type="dxa" w:w="2428"/>
             <w:tcMar>
               <w:top w:w="60" w:type="dxa"/>
               <w:start w:w="90" w:type="dxa"/>
@@ -5165,13 +4986,13 @@
                 <w:i w:val="0"/>
                 <w:sz w:val="26"/>
               </w:rPr>
-              <w:t>Căn cứ dẫn Chương trình quý IV sau Chương trình năm; nên xếp theo hiệu lực/thời gian.</w:t>
+              <w:t>Số, ký hiệu, ngày của 03 chương trình đặt trong ngoặc đơn, in nghiêng sau tên văn bản, khác cách viện dẫn trực tiếp ở Mục I (“Chương trình hành động số 11-CTr/ĐU ngày 14/4/2026 của…”)</w:t>
             </w:r>
           </w:p>
         </w:tc>
         <w:tc>
           <w:tcPr>
-            <w:tcW w:type="dxa" w:w="3005"/>
+            <w:tcW w:type="dxa" w:w="2428"/>
             <w:tcMar>
               <w:top w:w="60" w:type="dxa"/>
               <w:start w:w="90" w:type="dxa"/>
@@ -5194,13 +5015,13 @@
                 <w:i w:val="0"/>
                 <w:sz w:val="26"/>
               </w:rPr>
-              <w:t>Xếp theo thời gian.</w:t>
+              <w:t>Nên viện dẫn trực tiếp: Tên loại, số, ký hiệu, ngày, cơ quan ban hành, trích yếu</w:t>
             </w:r>
           </w:p>
         </w:tc>
         <w:tc>
           <w:tcPr>
-            <w:tcW w:type="dxa" w:w="1644"/>
+            <w:tcW w:type="dxa" w:w="2428"/>
             <w:tcMar>
               <w:top w:w="60" w:type="dxa"/>
               <w:start w:w="90" w:type="dxa"/>
@@ -5223,13 +5044,13 @@
                 <w:i w:val="0"/>
                 <w:sz w:val="26"/>
               </w:rPr>
-              <w:t>Skill 18</w:t>
+              <w:t>Checklist 03</w:t>
             </w:r>
           </w:p>
         </w:tc>
         <w:tc>
           <w:tcPr>
-            <w:tcW w:type="dxa" w:w="1077"/>
+            <w:tcW w:type="dxa" w:w="2428"/>
             <w:tcMar>
               <w:top w:w="60" w:type="dxa"/>
               <w:start w:w="90" w:type="dxa"/>
@@ -5263,7 +5084,7 @@
         </w:trPr>
         <w:tc>
           <w:tcPr>
-            <w:tcW w:type="dxa" w:w="567"/>
+            <w:tcW w:type="dxa" w:w="2428"/>
             <w:tcMar>
               <w:top w:w="60" w:type="dxa"/>
               <w:start w:w="90" w:type="dxa"/>
@@ -5286,13 +5107,13 @@
                 <w:i w:val="0"/>
                 <w:sz w:val="26"/>
               </w:rPr>
-              <w:t>25</w:t>
+              <w:t>24</w:t>
             </w:r>
           </w:p>
         </w:tc>
         <w:tc>
           <w:tcPr>
-            <w:tcW w:type="dxa" w:w="2494"/>
+            <w:tcW w:type="dxa" w:w="2428"/>
             <w:tcMar>
               <w:top w:w="60" w:type="dxa"/>
               <w:start w:w="90" w:type="dxa"/>
@@ -5315,13 +5136,13 @@
                 <w:i w:val="0"/>
                 <w:sz w:val="26"/>
               </w:rPr>
-              <w:t>[Nội dung] Chồng lấn Mục III.3 và II.5</w:t>
+              <w:t>[Nội dung] Mục II.5 và Mục III.3</w:t>
             </w:r>
           </w:p>
         </w:tc>
         <w:tc>
           <w:tcPr>
-            <w:tcW w:type="dxa" w:w="5499"/>
+            <w:tcW w:type="dxa" w:w="2428"/>
             <w:tcMar>
               <w:top w:w="60" w:type="dxa"/>
               <w:start w:w="90" w:type="dxa"/>
@@ -5344,13 +5165,13 @@
                 <w:i w:val="0"/>
                 <w:sz w:val="26"/>
               </w:rPr>
-              <w:t xml:space="preserve">Hai mục cùng nói về vấn đề kinh tế - xã hội do UBND phường trình.</w:t>
+              <w:t>Hai mục cùng nói về vấn đề kinh tế - xã hội do UBND phường trình</w:t>
             </w:r>
           </w:p>
         </w:tc>
         <w:tc>
           <w:tcPr>
-            <w:tcW w:type="dxa" w:w="3005"/>
+            <w:tcW w:type="dxa" w:w="2428"/>
             <w:tcMar>
               <w:top w:w="60" w:type="dxa"/>
               <w:start w:w="90" w:type="dxa"/>
@@ -5373,13 +5194,13 @@
                 <w:i w:val="0"/>
                 <w:sz w:val="26"/>
               </w:rPr>
-              <w:t>Gộp hoặc phân biệt phạm vi.</w:t>
+              <w:t>Gộp hoặc phân biệt phạm vi</w:t>
             </w:r>
           </w:p>
         </w:tc>
         <w:tc>
           <w:tcPr>
-            <w:tcW w:type="dxa" w:w="1644"/>
+            <w:tcW w:type="dxa" w:w="2428"/>
             <w:tcMar>
               <w:top w:w="60" w:type="dxa"/>
               <w:start w:w="90" w:type="dxa"/>
@@ -5402,13 +5223,13 @@
                 <w:i w:val="0"/>
                 <w:sz w:val="26"/>
               </w:rPr>
-              <w:t>Skill 15</w:t>
+              <w:t>Checklist 02</w:t>
             </w:r>
           </w:p>
         </w:tc>
         <w:tc>
           <w:tcPr>
-            <w:tcW w:type="dxa" w:w="1077"/>
+            <w:tcW w:type="dxa" w:w="2428"/>
             <w:tcMar>
               <w:top w:w="60" w:type="dxa"/>
               <w:start w:w="90" w:type="dxa"/>
@@ -5442,7 +5263,7 @@
         </w:trPr>
         <w:tc>
           <w:tcPr>
-            <w:tcW w:type="dxa" w:w="567"/>
+            <w:tcW w:type="dxa" w:w="2428"/>
             <w:tcMar>
               <w:top w:w="60" w:type="dxa"/>
               <w:start w:w="90" w:type="dxa"/>
@@ -5465,13 +5286,13 @@
                 <w:i w:val="0"/>
                 <w:sz w:val="26"/>
               </w:rPr>
-              <w:t>26</w:t>
+              <w:t>25</w:t>
             </w:r>
           </w:p>
         </w:tc>
         <w:tc>
           <w:tcPr>
-            <w:tcW w:type="dxa" w:w="2494"/>
+            <w:tcW w:type="dxa" w:w="2428"/>
             <w:tcMar>
               <w:top w:w="60" w:type="dxa"/>
               <w:start w:w="90" w:type="dxa"/>
@@ -5494,13 +5315,13 @@
                 <w:i w:val="0"/>
                 <w:sz w:val="26"/>
               </w:rPr>
-              <w:t>[Thể thức] Siêu dữ liệu tệp</w:t>
+              <w:t>[Thể thức] Thuộc tính tệp</w:t>
             </w:r>
           </w:p>
         </w:tc>
         <w:tc>
           <w:tcPr>
-            <w:tcW w:type="dxa" w:w="5499"/>
+            <w:tcW w:type="dxa" w:w="2428"/>
             <w:tcMar>
               <w:top w:w="60" w:type="dxa"/>
               <w:start w:w="90" w:type="dxa"/>
@@ -5523,13 +5344,13 @@
                 <w:i w:val="0"/>
                 <w:sz w:val="26"/>
               </w:rPr>
-              <w:t xml:space="preserve">Thuộc tính tệp ghi tiêu đề "TỈNH ỦY A" và tác giả "ChuyenVien7".</w:t>
+              <w:t>Thuộc tính tệp ghi tiêu đề “ĐẢNG ỦY PHƯỜNG XYZ” (khác cơ quan ban hành) và tác giả là tên tài khoản máy tính</w:t>
             </w:r>
           </w:p>
         </w:tc>
         <w:tc>
           <w:tcPr>
-            <w:tcW w:type="dxa" w:w="3005"/>
+            <w:tcW w:type="dxa" w:w="2428"/>
             <w:tcMar>
               <w:top w:w="60" w:type="dxa"/>
               <w:start w:w="90" w:type="dxa"/>
@@ -5552,13 +5373,13 @@
                 <w:i w:val="0"/>
                 <w:sz w:val="26"/>
               </w:rPr>
-              <w:t>Làm sạch thuộc tính trước khi phát hành.</w:t>
+              <w:t>Làm sạch thuộc tính tệp trước khi phát hành văn bản điện tử</w:t>
             </w:r>
           </w:p>
         </w:tc>
         <w:tc>
           <w:tcPr>
-            <w:tcW w:type="dxa" w:w="1644"/>
+            <w:tcW w:type="dxa" w:w="2428"/>
             <w:tcMar>
               <w:top w:w="60" w:type="dxa"/>
               <w:start w:w="90" w:type="dxa"/>
@@ -5581,13 +5402,13 @@
                 <w:i w:val="0"/>
                 <w:sz w:val="26"/>
               </w:rPr>
-              <w:t>Skill 14</w:t>
+              <w:t>Checklist 06</w:t>
             </w:r>
           </w:p>
         </w:tc>
         <w:tc>
           <w:tcPr>
-            <w:tcW w:type="dxa" w:w="1077"/>
+            <w:tcW w:type="dxa" w:w="2428"/>
             <w:tcMar>
               <w:top w:w="60" w:type="dxa"/>
               <w:start w:w="90" w:type="dxa"/>
@@ -5639,6 +5460,7 @@
     <w:p>
       <w:pPr>
         <w:spacing w:after="60" w:line="276" w:lineRule="auto"/>
+        <w:ind w:firstLine="567"/>
         <w:jc w:val="both"/>
       </w:pPr>
       <w:r>
@@ -5648,12 +5470,13 @@
           <w:i w:val="0"/>
           <w:sz w:val="28"/>
         </w:rPr>
-        <w:t>- Thẩm quyền: Ban thường vụ đảng ủy được ban hành Chương trình công tác (QĐ 399-QĐ/TW); thể thức ký T/M Phó Bí thư phù hợp.</w:t>
+        <w:t>- Thẩm quyền, đề ký: Ban thường vụ đảng ủy được ban hành chương trình; đề ký “T/M BAN THƯỜNG VỤ”, chức vụ in hoa không đậm, họ tên in thường đậm, không ghi học hàm, học vị.</w:t>
       </w:r>
     </w:p>
     <w:p>
       <w:pPr>
         <w:spacing w:after="60" w:line="276" w:lineRule="auto"/>
+        <w:ind w:firstLine="567"/>
         <w:jc w:val="both"/>
       </w:pPr>
       <w:r>
@@ -5663,12 +5486,13 @@
           <w:i w:val="0"/>
           <w:sz w:val="28"/>
         </w:rPr>
-        <w:t>- Tiêu ngữ, tên cơ quan, ký hiệu CTr/ĐU và địa danh, ngày tháng đúng cấu trúc; dự thảo chưa có số và ngày là bình thường.</w:t>
+        <w:t>- Phần đầu: Tiêu đề “ĐẢNG CỘNG SẢN VIỆT NAM” cỡ 15 đậm, có đường kẻ; tên cơ quan cấp trên cỡ 14, tên cơ quan ban hành cỡ 14 đậm, có dấu sao; số và ký hiệu đúng dạng “Số …-CTr/ĐU”; địa danh, ngày tháng cỡ 14 nghiêng.</w:t>
       </w:r>
     </w:p>
     <w:p>
       <w:pPr>
         <w:spacing w:after="60" w:line="276" w:lineRule="auto"/>
+        <w:ind w:firstLine="567"/>
         <w:jc w:val="both"/>
       </w:pPr>
       <w:r>
@@ -5678,12 +5502,13 @@
           <w:i w:val="0"/>
           <w:sz w:val="28"/>
         </w:rPr>
-        <w:t>- Lề trang 20/20/30/15 mm đúng quy định; có 5 gạch nối dưới trích yếu; "Nơi nhận" gạch chân, cỡ 12pt.</w:t>
+        <w:t>- Tên loại, trích yếu: Trích yếu cỡ 14 đậm; có 05 dấu gạch nối phía dưới; phần căn cứ có gạch ngang đầu dòng.</w:t>
       </w:r>
     </w:p>
     <w:p>
       <w:pPr>
         <w:spacing w:after="60" w:line="276" w:lineRule="auto"/>
+        <w:ind w:firstLine="567"/>
         <w:jc w:val="both"/>
       </w:pPr>
       <w:r>
@@ -5693,12 +5518,13 @@
           <w:i w:val="0"/>
           <w:sz w:val="28"/>
         </w:rPr>
-        <w:t>- Số/ngày của NQ 26, 27-NQ/TW, KL 76, 226-KL/TW khớp tin tức báo chí (chưa đối chiếu toàn văn).</w:t>
+        <w:t>- Trình bày: Khổ A4; lề trên 20 - dưới 20 - trái 30 - phải 15 mm đúng con số cố định; nội dung cỡ 14, phông Times New Roman, dàn đều hai lề; cách đoạn 6 pt; trang đầu không hiện số trang; nội dung kết thúc bằng dấu chấm.</w:t>
       </w:r>
     </w:p>
     <w:p>
       <w:pPr>
         <w:spacing w:after="60" w:line="276" w:lineRule="auto"/>
+        <w:ind w:firstLine="567"/>
         <w:jc w:val="both"/>
       </w:pPr>
       <w:r>
@@ -5708,7 +5534,39 @@
           <w:i w:val="0"/>
           <w:sz w:val="28"/>
         </w:rPr>
-        <w:t>- Cấu trúc 4 mục (nhiệm vụ trọng tâm, nội dung trình, nội dung theo quy chế, tổ chức thực hiện) logic, nhất quán phân công chỉ đạo - chủ trì - phối hợp.</w:t>
+        <w:t>- Nơi nhận: Từ “Nơi nhận” cỡ 14 có gạch chân; tên cơ quan nhận cỡ 12.</w:t>
+      </w:r>
+    </w:p>
+    <w:p>
+      <w:pPr>
+        <w:spacing w:after="60" w:line="276" w:lineRule="auto"/>
+        <w:ind w:firstLine="567"/>
+        <w:jc w:val="both"/>
+      </w:pPr>
+      <w:r>
+        <w:rPr>
+          <w:rFonts w:ascii="Times New Roman" w:hAnsi="Times New Roman"/>
+          <w:b w:val="0"/>
+          <w:i w:val="0"/>
+          <w:sz w:val="28"/>
+        </w:rPr>
+        <w:t>- Viện dẫn văn bản của Trung ương: Nghị quyết số 27-NQ/TW khớp bản gốc trong kho; Nghị quyết số 26-NQ/TW, Kết luận số 76-KL/TW, Kết luận số 226-KL/TW khớp số, ngày, cơ quan ban hành, trích yếu theo nguồn báo chí chính thống.</w:t>
+      </w:r>
+    </w:p>
+    <w:p>
+      <w:pPr>
+        <w:spacing w:after="60" w:line="276" w:lineRule="auto"/>
+        <w:ind w:firstLine="567"/>
+        <w:jc w:val="both"/>
+      </w:pPr>
+      <w:r>
+        <w:rPr>
+          <w:rFonts w:ascii="Times New Roman" w:hAnsi="Times New Roman"/>
+          <w:b w:val="0"/>
+          <w:i w:val="0"/>
+          <w:sz w:val="28"/>
+        </w:rPr>
+        <w:t>- Bố cục 04 phần (nhiệm vụ trọng tâm; nội dung trình cấp trên; nội dung trình theo quy chế; tổ chức thực hiện) hợp lý; mỗi nội dung trình có phân công chỉ đạo, cơ quan chủ trì, cơ quan phối hợp.</w:t>
       </w:r>
     </w:p>
     <w:p>
@@ -5735,12 +5593,12 @@
         <w:tblLook w:firstColumn="1" w:firstRow="1" w:lastColumn="0" w:lastRow="0" w:noHBand="0" w:noVBand="1" w:val="04A0"/>
       </w:tblPr>
       <w:tblGrid>
-        <w:gridCol w:w="3969"/>
-        <w:gridCol w:w="1701"/>
-        <w:gridCol w:w="1701"/>
-        <w:gridCol w:w="1701"/>
-        <w:gridCol w:w="1701"/>
-        <w:gridCol w:w="1701"/>
+        <w:gridCol w:w="2428"/>
+        <w:gridCol w:w="2428"/>
+        <w:gridCol w:w="2428"/>
+        <w:gridCol w:w="2428"/>
+        <w:gridCol w:w="2428"/>
+        <w:gridCol w:w="2428"/>
       </w:tblGrid>
       <w:tr>
         <w:trPr>
@@ -5749,7 +5607,7 @@
         </w:trPr>
         <w:tc>
           <w:tcPr>
-            <w:tcW w:type="dxa" w:w="3969"/>
+            <w:tcW w:type="dxa" w:w="2428"/>
             <w:shd w:val="clear" w:fill="1F497D"/>
             <w:tcMar>
               <w:top w:w="60" w:type="dxa"/>
@@ -5780,7 +5638,7 @@
         </w:tc>
         <w:tc>
           <w:tcPr>
-            <w:tcW w:type="dxa" w:w="1701"/>
+            <w:tcW w:type="dxa" w:w="2428"/>
             <w:shd w:val="clear" w:fill="1F497D"/>
             <w:tcMar>
               <w:top w:w="60" w:type="dxa"/>
@@ -5805,13 +5663,13 @@
                 <w:color w:val="FFFFFF"/>
                 <w:sz w:val="28"/>
               </w:rPr>
-              <w:t>Mức 1</w:t>
+              <w:t>MỨC 1</w:t>
             </w:r>
           </w:p>
         </w:tc>
         <w:tc>
           <w:tcPr>
-            <w:tcW w:type="dxa" w:w="1701"/>
+            <w:tcW w:type="dxa" w:w="2428"/>
             <w:shd w:val="clear" w:fill="1F497D"/>
             <w:tcMar>
               <w:top w:w="60" w:type="dxa"/>
@@ -5836,13 +5694,13 @@
                 <w:color w:val="FFFFFF"/>
                 <w:sz w:val="28"/>
               </w:rPr>
-              <w:t>Mức 2</w:t>
+              <w:t>MỨC 2</w:t>
             </w:r>
           </w:p>
         </w:tc>
         <w:tc>
           <w:tcPr>
-            <w:tcW w:type="dxa" w:w="1701"/>
+            <w:tcW w:type="dxa" w:w="2428"/>
             <w:shd w:val="clear" w:fill="1F497D"/>
             <w:tcMar>
               <w:top w:w="60" w:type="dxa"/>
@@ -5867,13 +5725,13 @@
                 <w:color w:val="FFFFFF"/>
                 <w:sz w:val="28"/>
               </w:rPr>
-              <w:t>Mức 3</w:t>
+              <w:t>MỨC 3</w:t>
             </w:r>
           </w:p>
         </w:tc>
         <w:tc>
           <w:tcPr>
-            <w:tcW w:type="dxa" w:w="1701"/>
+            <w:tcW w:type="dxa" w:w="2428"/>
             <w:shd w:val="clear" w:fill="1F497D"/>
             <w:tcMar>
               <w:top w:w="60" w:type="dxa"/>
@@ -5898,13 +5756,13 @@
                 <w:color w:val="FFFFFF"/>
                 <w:sz w:val="28"/>
               </w:rPr>
-              <w:t>Mức 4</w:t>
+              <w:t>MỨC 4</w:t>
             </w:r>
           </w:p>
         </w:tc>
         <w:tc>
           <w:tcPr>
-            <w:tcW w:type="dxa" w:w="1701"/>
+            <w:tcW w:type="dxa" w:w="2428"/>
             <w:shd w:val="clear" w:fill="1F497D"/>
             <w:tcMar>
               <w:top w:w="60" w:type="dxa"/>
@@ -5940,7 +5798,7 @@
         </w:trPr>
         <w:tc>
           <w:tcPr>
-            <w:tcW w:type="dxa" w:w="3969"/>
+            <w:tcW w:type="dxa" w:w="2428"/>
             <w:tcMar>
               <w:top w:w="60" w:type="dxa"/>
               <w:start w:w="90" w:type="dxa"/>
@@ -5969,7 +5827,7 @@
         </w:tc>
         <w:tc>
           <w:tcPr>
-            <w:tcW w:type="dxa" w:w="1701"/>
+            <w:tcW w:type="dxa" w:w="2428"/>
             <w:tcMar>
               <w:top w:w="60" w:type="dxa"/>
               <w:start w:w="90" w:type="dxa"/>
@@ -5998,7 +5856,7 @@
         </w:tc>
         <w:tc>
           <w:tcPr>
-            <w:tcW w:type="dxa" w:w="1701"/>
+            <w:tcW w:type="dxa" w:w="2428"/>
             <w:tcMar>
               <w:top w:w="60" w:type="dxa"/>
               <w:start w:w="90" w:type="dxa"/>
@@ -6027,7 +5885,7 @@
         </w:tc>
         <w:tc>
           <w:tcPr>
-            <w:tcW w:type="dxa" w:w="1701"/>
+            <w:tcW w:type="dxa" w:w="2428"/>
             <w:tcMar>
               <w:top w:w="60" w:type="dxa"/>
               <w:start w:w="90" w:type="dxa"/>
@@ -6056,7 +5914,7 @@
         </w:tc>
         <w:tc>
           <w:tcPr>
-            <w:tcW w:type="dxa" w:w="1701"/>
+            <w:tcW w:type="dxa" w:w="2428"/>
             <w:tcMar>
               <w:top w:w="60" w:type="dxa"/>
               <w:start w:w="90" w:type="dxa"/>
@@ -6085,7 +5943,7 @@
         </w:tc>
         <w:tc>
           <w:tcPr>
-            <w:tcW w:type="dxa" w:w="1701"/>
+            <w:tcW w:type="dxa" w:w="2428"/>
             <w:tcMar>
               <w:top w:w="60" w:type="dxa"/>
               <w:start w:w="90" w:type="dxa"/>
@@ -6119,7 +5977,7 @@
         </w:trPr>
         <w:tc>
           <w:tcPr>
-            <w:tcW w:type="dxa" w:w="3969"/>
+            <w:tcW w:type="dxa" w:w="2428"/>
             <w:tcMar>
               <w:top w:w="60" w:type="dxa"/>
               <w:start w:w="90" w:type="dxa"/>
@@ -6148,7 +6006,7 @@
         </w:tc>
         <w:tc>
           <w:tcPr>
-            <w:tcW w:type="dxa" w:w="1701"/>
+            <w:tcW w:type="dxa" w:w="2428"/>
             <w:tcMar>
               <w:top w:w="60" w:type="dxa"/>
               <w:start w:w="90" w:type="dxa"/>
@@ -6177,7 +6035,7 @@
         </w:tc>
         <w:tc>
           <w:tcPr>
-            <w:tcW w:type="dxa" w:w="1701"/>
+            <w:tcW w:type="dxa" w:w="2428"/>
             <w:tcMar>
               <w:top w:w="60" w:type="dxa"/>
               <w:start w:w="90" w:type="dxa"/>
@@ -6200,13 +6058,13 @@
                 <w:i w:val="0"/>
                 <w:sz w:val="26"/>
               </w:rPr>
-              <w:t>3</w:t>
+              <w:t>4</w:t>
             </w:r>
           </w:p>
         </w:tc>
         <w:tc>
           <w:tcPr>
-            <w:tcW w:type="dxa" w:w="1701"/>
+            <w:tcW w:type="dxa" w:w="2428"/>
             <w:tcMar>
               <w:top w:w="60" w:type="dxa"/>
               <w:start w:w="90" w:type="dxa"/>
@@ -6235,7 +6093,7 @@
         </w:tc>
         <w:tc>
           <w:tcPr>
-            <w:tcW w:type="dxa" w:w="1701"/>
+            <w:tcW w:type="dxa" w:w="2428"/>
             <w:tcMar>
               <w:top w:w="60" w:type="dxa"/>
               <w:start w:w="90" w:type="dxa"/>
@@ -6264,7 +6122,7 @@
         </w:tc>
         <w:tc>
           <w:tcPr>
-            <w:tcW w:type="dxa" w:w="1701"/>
+            <w:tcW w:type="dxa" w:w="2428"/>
             <w:tcMar>
               <w:top w:w="60" w:type="dxa"/>
               <w:start w:w="90" w:type="dxa"/>
@@ -6287,7 +6145,7 @@
                 <w:i w:val="0"/>
                 <w:sz w:val="26"/>
               </w:rPr>
-              <w:t>6</w:t>
+              <w:t>7</w:t>
             </w:r>
           </w:p>
         </w:tc>
@@ -6298,7 +6156,7 @@
         </w:trPr>
         <w:tc>
           <w:tcPr>
-            <w:tcW w:type="dxa" w:w="3969"/>
+            <w:tcW w:type="dxa" w:w="2428"/>
             <w:tcMar>
               <w:top w:w="60" w:type="dxa"/>
               <w:start w:w="90" w:type="dxa"/>
@@ -6327,7 +6185,7 @@
         </w:tc>
         <w:tc>
           <w:tcPr>
-            <w:tcW w:type="dxa" w:w="1701"/>
+            <w:tcW w:type="dxa" w:w="2428"/>
             <w:tcMar>
               <w:top w:w="60" w:type="dxa"/>
               <w:start w:w="90" w:type="dxa"/>
@@ -6356,7 +6214,7 @@
         </w:tc>
         <w:tc>
           <w:tcPr>
-            <w:tcW w:type="dxa" w:w="1701"/>
+            <w:tcW w:type="dxa" w:w="2428"/>
             <w:tcMar>
               <w:top w:w="60" w:type="dxa"/>
               <w:start w:w="90" w:type="dxa"/>
@@ -6385,36 +6243,7 @@
         </w:tc>
         <w:tc>
           <w:tcPr>
-            <w:tcW w:type="dxa" w:w="1701"/>
-            <w:tcMar>
-              <w:top w:w="60" w:type="dxa"/>
-              <w:start w:w="90" w:type="dxa"/>
-              <w:bottom w:w="60" w:type="dxa"/>
-              <w:end w:w="90" w:type="dxa"/>
-            </w:tcMar>
-            <w:vAlign w:val="top"/>
-          </w:tcPr>
-          <w:p>
-            <w:pPr>
-              <w:spacing w:after="0" w:line="240" w:lineRule="auto"/>
-              <w:ind w:firstLine="0" w:left="0"/>
-              <w:jc w:val="both"/>
-            </w:pPr>
-            <w:r/>
-            <w:r>
-              <w:rPr>
-                <w:rFonts w:ascii="Times New Roman" w:hAnsi="Times New Roman"/>
-                <w:b w:val="0"/>
-                <w:i w:val="0"/>
-                <w:sz w:val="26"/>
-              </w:rPr>
-              <w:t>2</w:t>
-            </w:r>
-          </w:p>
-        </w:tc>
-        <w:tc>
-          <w:tcPr>
-            <w:tcW w:type="dxa" w:w="1701"/>
+            <w:tcW w:type="dxa" w:w="2428"/>
             <w:tcMar>
               <w:top w:w="60" w:type="dxa"/>
               <w:start w:w="90" w:type="dxa"/>
@@ -6443,7 +6272,215 @@
         </w:tc>
         <w:tc>
           <w:tcPr>
-            <w:tcW w:type="dxa" w:w="1701"/>
+            <w:tcW w:type="dxa" w:w="2428"/>
+            <w:tcMar>
+              <w:top w:w="60" w:type="dxa"/>
+              <w:start w:w="90" w:type="dxa"/>
+              <w:bottom w:w="60" w:type="dxa"/>
+              <w:end w:w="90" w:type="dxa"/>
+            </w:tcMar>
+            <w:vAlign w:val="top"/>
+          </w:tcPr>
+          <w:p>
+            <w:pPr>
+              <w:spacing w:after="0" w:line="240" w:lineRule="auto"/>
+              <w:ind w:firstLine="0" w:left="0"/>
+              <w:jc w:val="both"/>
+            </w:pPr>
+            <w:r/>
+            <w:r>
+              <w:rPr>
+                <w:rFonts w:ascii="Times New Roman" w:hAnsi="Times New Roman"/>
+                <w:b w:val="0"/>
+                <w:i w:val="0"/>
+                <w:sz w:val="26"/>
+              </w:rPr>
+              <w:t>1</w:t>
+            </w:r>
+          </w:p>
+        </w:tc>
+        <w:tc>
+          <w:tcPr>
+            <w:tcW w:type="dxa" w:w="2428"/>
+            <w:tcMar>
+              <w:top w:w="60" w:type="dxa"/>
+              <w:start w:w="90" w:type="dxa"/>
+              <w:bottom w:w="60" w:type="dxa"/>
+              <w:end w:w="90" w:type="dxa"/>
+            </w:tcMar>
+            <w:vAlign w:val="top"/>
+          </w:tcPr>
+          <w:p>
+            <w:pPr>
+              <w:spacing w:after="0" w:line="240" w:lineRule="auto"/>
+              <w:ind w:firstLine="0" w:left="0"/>
+              <w:jc w:val="both"/>
+            </w:pPr>
+            <w:r/>
+            <w:r>
+              <w:rPr>
+                <w:rFonts w:ascii="Times New Roman" w:hAnsi="Times New Roman"/>
+                <w:b w:val="0"/>
+                <w:i w:val="0"/>
+                <w:sz w:val="26"/>
+              </w:rPr>
+              <w:t>4</w:t>
+            </w:r>
+          </w:p>
+        </w:tc>
+      </w:tr>
+      <w:tr>
+        <w:trPr>
+          <w:cantSplit w:val="0"/>
+        </w:trPr>
+        <w:tc>
+          <w:tcPr>
+            <w:tcW w:type="dxa" w:w="2428"/>
+            <w:tcMar>
+              <w:top w:w="60" w:type="dxa"/>
+              <w:start w:w="90" w:type="dxa"/>
+              <w:bottom w:w="60" w:type="dxa"/>
+              <w:end w:w="90" w:type="dxa"/>
+            </w:tcMar>
+            <w:vAlign w:val="top"/>
+          </w:tcPr>
+          <w:p>
+            <w:pPr>
+              <w:spacing w:after="0" w:line="240" w:lineRule="auto"/>
+              <w:ind w:firstLine="0" w:left="0"/>
+              <w:jc w:val="center"/>
+            </w:pPr>
+            <w:r/>
+            <w:r>
+              <w:rPr>
+                <w:rFonts w:ascii="Times New Roman" w:hAnsi="Times New Roman"/>
+                <w:b w:val="0"/>
+                <w:i w:val="0"/>
+                <w:sz w:val="26"/>
+              </w:rPr>
+              <w:t>Chất lượng soạn thảo</w:t>
+            </w:r>
+          </w:p>
+        </w:tc>
+        <w:tc>
+          <w:tcPr>
+            <w:tcW w:type="dxa" w:w="2428"/>
+            <w:tcMar>
+              <w:top w:w="60" w:type="dxa"/>
+              <w:start w:w="90" w:type="dxa"/>
+              <w:bottom w:w="60" w:type="dxa"/>
+              <w:end w:w="90" w:type="dxa"/>
+            </w:tcMar>
+            <w:vAlign w:val="top"/>
+          </w:tcPr>
+          <w:p>
+            <w:pPr>
+              <w:spacing w:after="0" w:line="240" w:lineRule="auto"/>
+              <w:ind w:firstLine="0" w:left="0"/>
+              <w:jc w:val="both"/>
+            </w:pPr>
+            <w:r/>
+            <w:r>
+              <w:rPr>
+                <w:rFonts w:ascii="Times New Roman" w:hAnsi="Times New Roman"/>
+                <w:b w:val="0"/>
+                <w:i w:val="0"/>
+                <w:sz w:val="26"/>
+              </w:rPr>
+              <w:t>0</w:t>
+            </w:r>
+          </w:p>
+        </w:tc>
+        <w:tc>
+          <w:tcPr>
+            <w:tcW w:type="dxa" w:w="2428"/>
+            <w:tcMar>
+              <w:top w:w="60" w:type="dxa"/>
+              <w:start w:w="90" w:type="dxa"/>
+              <w:bottom w:w="60" w:type="dxa"/>
+              <w:end w:w="90" w:type="dxa"/>
+            </w:tcMar>
+            <w:vAlign w:val="top"/>
+          </w:tcPr>
+          <w:p>
+            <w:pPr>
+              <w:spacing w:after="0" w:line="240" w:lineRule="auto"/>
+              <w:ind w:firstLine="0" w:left="0"/>
+              <w:jc w:val="both"/>
+            </w:pPr>
+            <w:r/>
+            <w:r>
+              <w:rPr>
+                <w:rFonts w:ascii="Times New Roman" w:hAnsi="Times New Roman"/>
+                <w:b w:val="0"/>
+                <w:i w:val="0"/>
+                <w:sz w:val="26"/>
+              </w:rPr>
+              <w:t>0</w:t>
+            </w:r>
+          </w:p>
+        </w:tc>
+        <w:tc>
+          <w:tcPr>
+            <w:tcW w:type="dxa" w:w="2428"/>
+            <w:tcMar>
+              <w:top w:w="60" w:type="dxa"/>
+              <w:start w:w="90" w:type="dxa"/>
+              <w:bottom w:w="60" w:type="dxa"/>
+              <w:end w:w="90" w:type="dxa"/>
+            </w:tcMar>
+            <w:vAlign w:val="top"/>
+          </w:tcPr>
+          <w:p>
+            <w:pPr>
+              <w:spacing w:after="0" w:line="240" w:lineRule="auto"/>
+              <w:ind w:firstLine="0" w:left="0"/>
+              <w:jc w:val="both"/>
+            </w:pPr>
+            <w:r/>
+            <w:r>
+              <w:rPr>
+                <w:rFonts w:ascii="Times New Roman" w:hAnsi="Times New Roman"/>
+                <w:b w:val="0"/>
+                <w:i w:val="0"/>
+                <w:sz w:val="26"/>
+              </w:rPr>
+              <w:t>4</w:t>
+            </w:r>
+          </w:p>
+        </w:tc>
+        <w:tc>
+          <w:tcPr>
+            <w:tcW w:type="dxa" w:w="2428"/>
+            <w:tcMar>
+              <w:top w:w="60" w:type="dxa"/>
+              <w:start w:w="90" w:type="dxa"/>
+              <w:bottom w:w="60" w:type="dxa"/>
+              <w:end w:w="90" w:type="dxa"/>
+            </w:tcMar>
+            <w:vAlign w:val="top"/>
+          </w:tcPr>
+          <w:p>
+            <w:pPr>
+              <w:spacing w:after="0" w:line="240" w:lineRule="auto"/>
+              <w:ind w:firstLine="0" w:left="0"/>
+              <w:jc w:val="both"/>
+            </w:pPr>
+            <w:r/>
+            <w:r>
+              <w:rPr>
+                <w:rFonts w:ascii="Times New Roman" w:hAnsi="Times New Roman"/>
+                <w:b w:val="0"/>
+                <w:i w:val="0"/>
+                <w:sz w:val="26"/>
+              </w:rPr>
+              <w:t>1</w:t>
+            </w:r>
+          </w:p>
+        </w:tc>
+        <w:tc>
+          <w:tcPr>
+            <w:tcW w:type="dxa" w:w="2428"/>
             <w:tcMar>
               <w:top w:w="60" w:type="dxa"/>
               <w:start w:w="90" w:type="dxa"/>
@@ -6477,7 +6514,7 @@
         </w:trPr>
         <w:tc>
           <w:tcPr>
-            <w:tcW w:type="dxa" w:w="3969"/>
+            <w:tcW w:type="dxa" w:w="2428"/>
             <w:tcMar>
               <w:top w:w="60" w:type="dxa"/>
               <w:start w:w="90" w:type="dxa"/>
@@ -6500,13 +6537,13 @@
                 <w:i w:val="0"/>
                 <w:sz w:val="26"/>
               </w:rPr>
-              <w:t>Chất lượng soạn thảo</w:t>
+              <w:t>Cộng</w:t>
             </w:r>
           </w:p>
         </w:tc>
         <w:tc>
           <w:tcPr>
-            <w:tcW w:type="dxa" w:w="1701"/>
+            <w:tcW w:type="dxa" w:w="2428"/>
             <w:tcMar>
               <w:top w:w="60" w:type="dxa"/>
               <w:start w:w="90" w:type="dxa"/>
@@ -6535,7 +6572,7 @@
         </w:tc>
         <w:tc>
           <w:tcPr>
-            <w:tcW w:type="dxa" w:w="1701"/>
+            <w:tcW w:type="dxa" w:w="2428"/>
             <w:tcMar>
               <w:top w:w="60" w:type="dxa"/>
               <w:start w:w="90" w:type="dxa"/>
@@ -6558,13 +6595,42 @@
                 <w:i w:val="0"/>
                 <w:sz w:val="26"/>
               </w:rPr>
-              <w:t>0</w:t>
+              <w:t>7</w:t>
             </w:r>
           </w:p>
         </w:tc>
         <w:tc>
           <w:tcPr>
-            <w:tcW w:type="dxa" w:w="1701"/>
+            <w:tcW w:type="dxa" w:w="2428"/>
+            <w:tcMar>
+              <w:top w:w="60" w:type="dxa"/>
+              <w:start w:w="90" w:type="dxa"/>
+              <w:bottom w:w="60" w:type="dxa"/>
+              <w:end w:w="90" w:type="dxa"/>
+            </w:tcMar>
+            <w:vAlign w:val="top"/>
+          </w:tcPr>
+          <w:p>
+            <w:pPr>
+              <w:spacing w:after="0" w:line="240" w:lineRule="auto"/>
+              <w:ind w:firstLine="0" w:left="0"/>
+              <w:jc w:val="both"/>
+            </w:pPr>
+            <w:r/>
+            <w:r>
+              <w:rPr>
+                <w:rFonts w:ascii="Times New Roman" w:hAnsi="Times New Roman"/>
+                <w:b w:val="0"/>
+                <w:i w:val="0"/>
+                <w:sz w:val="26"/>
+              </w:rPr>
+              <w:t>13</w:t>
+            </w:r>
+          </w:p>
+        </w:tc>
+        <w:tc>
+          <w:tcPr>
+            <w:tcW w:type="dxa" w:w="2428"/>
             <w:tcMar>
               <w:top w:w="60" w:type="dxa"/>
               <w:start w:w="90" w:type="dxa"/>
@@ -6593,7 +6659,7 @@
         </w:tc>
         <w:tc>
           <w:tcPr>
-            <w:tcW w:type="dxa" w:w="1701"/>
+            <w:tcW w:type="dxa" w:w="2428"/>
             <w:tcMar>
               <w:top w:w="60" w:type="dxa"/>
               <w:start w:w="90" w:type="dxa"/>
@@ -6616,215 +6682,7 @@
                 <w:i w:val="0"/>
                 <w:sz w:val="26"/>
               </w:rPr>
-              <w:t>1</w:t>
-            </w:r>
-          </w:p>
-        </w:tc>
-        <w:tc>
-          <w:tcPr>
-            <w:tcW w:type="dxa" w:w="1701"/>
-            <w:tcMar>
-              <w:top w:w="60" w:type="dxa"/>
-              <w:start w:w="90" w:type="dxa"/>
-              <w:bottom w:w="60" w:type="dxa"/>
-              <w:end w:w="90" w:type="dxa"/>
-            </w:tcMar>
-            <w:vAlign w:val="top"/>
-          </w:tcPr>
-          <w:p>
-            <w:pPr>
-              <w:spacing w:after="0" w:line="240" w:lineRule="auto"/>
-              <w:ind w:firstLine="0" w:left="0"/>
-              <w:jc w:val="both"/>
-            </w:pPr>
-            <w:r/>
-            <w:r>
-              <w:rPr>
-                <w:rFonts w:ascii="Times New Roman" w:hAnsi="Times New Roman"/>
-                <w:b w:val="0"/>
-                <w:i w:val="0"/>
-                <w:sz w:val="26"/>
-              </w:rPr>
-              <w:t>6</w:t>
-            </w:r>
-          </w:p>
-        </w:tc>
-      </w:tr>
-      <w:tr>
-        <w:trPr>
-          <w:cantSplit w:val="0"/>
-        </w:trPr>
-        <w:tc>
-          <w:tcPr>
-            <w:tcW w:type="dxa" w:w="3969"/>
-            <w:tcMar>
-              <w:top w:w="60" w:type="dxa"/>
-              <w:start w:w="90" w:type="dxa"/>
-              <w:bottom w:w="60" w:type="dxa"/>
-              <w:end w:w="90" w:type="dxa"/>
-            </w:tcMar>
-            <w:vAlign w:val="top"/>
-          </w:tcPr>
-          <w:p>
-            <w:pPr>
-              <w:spacing w:after="0" w:line="240" w:lineRule="auto"/>
-              <w:ind w:firstLine="0" w:left="0"/>
-              <w:jc w:val="center"/>
-            </w:pPr>
-            <w:r/>
-            <w:r>
-              <w:rPr>
-                <w:rFonts w:ascii="Times New Roman" w:hAnsi="Times New Roman"/>
-                <w:b w:val="0"/>
-                <w:i w:val="0"/>
-                <w:sz w:val="26"/>
-              </w:rPr>
-              <w:t>Cộng</w:t>
-            </w:r>
-          </w:p>
-        </w:tc>
-        <w:tc>
-          <w:tcPr>
-            <w:tcW w:type="dxa" w:w="1701"/>
-            <w:tcMar>
-              <w:top w:w="60" w:type="dxa"/>
-              <w:start w:w="90" w:type="dxa"/>
-              <w:bottom w:w="60" w:type="dxa"/>
-              <w:end w:w="90" w:type="dxa"/>
-            </w:tcMar>
-            <w:vAlign w:val="top"/>
-          </w:tcPr>
-          <w:p>
-            <w:pPr>
-              <w:spacing w:after="0" w:line="240" w:lineRule="auto"/>
-              <w:ind w:firstLine="0" w:left="0"/>
-              <w:jc w:val="both"/>
-            </w:pPr>
-            <w:r/>
-            <w:r>
-              <w:rPr>
-                <w:rFonts w:ascii="Times New Roman" w:hAnsi="Times New Roman"/>
-                <w:b w:val="0"/>
-                <w:i w:val="0"/>
-                <w:sz w:val="26"/>
-              </w:rPr>
-              <w:t>0</w:t>
-            </w:r>
-          </w:p>
-        </w:tc>
-        <w:tc>
-          <w:tcPr>
-            <w:tcW w:type="dxa" w:w="1701"/>
-            <w:tcMar>
-              <w:top w:w="60" w:type="dxa"/>
-              <w:start w:w="90" w:type="dxa"/>
-              <w:bottom w:w="60" w:type="dxa"/>
-              <w:end w:w="90" w:type="dxa"/>
-            </w:tcMar>
-            <w:vAlign w:val="top"/>
-          </w:tcPr>
-          <w:p>
-            <w:pPr>
-              <w:spacing w:after="0" w:line="240" w:lineRule="auto"/>
-              <w:ind w:firstLine="0" w:left="0"/>
-              <w:jc w:val="both"/>
-            </w:pPr>
-            <w:r/>
-            <w:r>
-              <w:rPr>
-                <w:rFonts w:ascii="Times New Roman" w:hAnsi="Times New Roman"/>
-                <w:b w:val="0"/>
-                <w:i w:val="0"/>
-                <w:sz w:val="26"/>
-              </w:rPr>
-              <w:t>6</w:t>
-            </w:r>
-          </w:p>
-        </w:tc>
-        <w:tc>
-          <w:tcPr>
-            <w:tcW w:type="dxa" w:w="1701"/>
-            <w:tcMar>
-              <w:top w:w="60" w:type="dxa"/>
-              <w:start w:w="90" w:type="dxa"/>
-              <w:bottom w:w="60" w:type="dxa"/>
-              <w:end w:w="90" w:type="dxa"/>
-            </w:tcMar>
-            <w:vAlign w:val="top"/>
-          </w:tcPr>
-          <w:p>
-            <w:pPr>
-              <w:spacing w:after="0" w:line="240" w:lineRule="auto"/>
-              <w:ind w:firstLine="0" w:left="0"/>
-              <w:jc w:val="both"/>
-            </w:pPr>
-            <w:r/>
-            <w:r>
-              <w:rPr>
-                <w:rFonts w:ascii="Times New Roman" w:hAnsi="Times New Roman"/>
-                <w:b w:val="0"/>
-                <w:i w:val="0"/>
-                <w:sz w:val="26"/>
-              </w:rPr>
-              <w:t>15</w:t>
-            </w:r>
-          </w:p>
-        </w:tc>
-        <w:tc>
-          <w:tcPr>
-            <w:tcW w:type="dxa" w:w="1701"/>
-            <w:tcMar>
-              <w:top w:w="60" w:type="dxa"/>
-              <w:start w:w="90" w:type="dxa"/>
-              <w:bottom w:w="60" w:type="dxa"/>
-              <w:end w:w="90" w:type="dxa"/>
-            </w:tcMar>
-            <w:vAlign w:val="top"/>
-          </w:tcPr>
-          <w:p>
-            <w:pPr>
-              <w:spacing w:after="0" w:line="240" w:lineRule="auto"/>
-              <w:ind w:firstLine="0" w:left="0"/>
-              <w:jc w:val="both"/>
-            </w:pPr>
-            <w:r/>
-            <w:r>
-              <w:rPr>
-                <w:rFonts w:ascii="Times New Roman" w:hAnsi="Times New Roman"/>
-                <w:b w:val="0"/>
-                <w:i w:val="0"/>
-                <w:sz w:val="26"/>
-              </w:rPr>
-              <w:t>5</w:t>
-            </w:r>
-          </w:p>
-        </w:tc>
-        <w:tc>
-          <w:tcPr>
-            <w:tcW w:type="dxa" w:w="1701"/>
-            <w:tcMar>
-              <w:top w:w="60" w:type="dxa"/>
-              <w:start w:w="90" w:type="dxa"/>
-              <w:bottom w:w="60" w:type="dxa"/>
-              <w:end w:w="90" w:type="dxa"/>
-            </w:tcMar>
-            <w:vAlign w:val="top"/>
-          </w:tcPr>
-          <w:p>
-            <w:pPr>
-              <w:spacing w:after="0" w:line="240" w:lineRule="auto"/>
-              <w:ind w:firstLine="0" w:left="0"/>
-              <w:jc w:val="both"/>
-            </w:pPr>
-            <w:r/>
-            <w:r>
-              <w:rPr>
-                <w:rFonts w:ascii="Times New Roman" w:hAnsi="Times New Roman"/>
-                <w:b w:val="0"/>
-                <w:i w:val="0"/>
-                <w:sz w:val="26"/>
-              </w:rPr>
-              <w:t>26</w:t>
+              <w:t>25</w:t>
             </w:r>
           </w:p>
         </w:tc>
@@ -6847,12 +6705,13 @@
           <w:color w:val="7030A0"/>
           <w:sz w:val="28"/>
         </w:rPr>
-        <w:t>PHẦN V. THẨM ĐỊNH CHUYÊN MÔN</w:t>
+        <w:t>PHẦN V. THẨM ĐỊNH CHUYÊN MÔN (NẾU CÓ)</w:t>
       </w:r>
     </w:p>
     <w:p>
       <w:pPr>
         <w:spacing w:after="60" w:line="276" w:lineRule="auto"/>
+        <w:ind w:firstLine="567"/>
         <w:jc w:val="both"/>
       </w:pPr>
       <w:r>
@@ -6862,7 +6721,7 @@
           <w:i w:val="0"/>
           <w:sz w:val="28"/>
         </w:rPr>
-        <w:t>Không có nội dung cần thẩm định chuyên môn.</w:t>
+        <w:t>Không thẩm định chuyên môn: Văn bản đã ẩn danh, đổi cấp ban hành để trình diễn nên nội dung công tác không phản ánh một cơ quan cụ thể.</w:t>
       </w:r>
     </w:p>
     <w:p>
@@ -6883,6 +6742,7 @@
     <w:p>
       <w:pPr>
         <w:spacing w:after="60" w:line="276" w:lineRule="auto"/>
+        <w:ind w:firstLine="567"/>
         <w:jc w:val="both"/>
       </w:pPr>
       <w:r>
@@ -6892,7 +6752,7 @@
           <w:i w:val="0"/>
           <w:sz w:val="28"/>
         </w:rPr>
-        <w:t>Không có lỗi Mức 1. Có 6 lỗi Mức 2, 15 Mức 3 và 5 Mức 4. Mức tuân thủ: Đạt có điều kiện. Kết luận: Cần chỉnh sửa trước khi trình ký.</w:t>
+        <w:t>Dự thảo đúng hệ thể thức văn bản của Đảng ở các thành phần chính (tiêu đề, tên cơ quan, số ký hiệu, đề ký, lề trang, nơi nhận). Không có vấn đề Mức 1. Các vấn đề Mức 2 tập trung ở viện dẫn văn bản (ký hiệu, số, viện dẫn thiếu thành phần), cách gọi tên hai cấp ủy và việc thiếu thời gian trình; các vấn đề Mức 3 chủ yếu là thông số trình bày đo được trên tệp. Mức tuân thủ: Đạt có điều kiện.</w:t>
       </w:r>
     </w:p>
     <w:p>
@@ -6913,6 +6773,7 @@
     <w:p>
       <w:pPr>
         <w:spacing w:after="60" w:line="276" w:lineRule="auto"/>
+        <w:ind w:firstLine="567"/>
         <w:jc w:val="both"/>
       </w:pPr>
       <w:r>
@@ -6922,12 +6783,13 @@
           <w:i w:val="0"/>
           <w:sz w:val="28"/>
         </w:rPr>
-        <w:t xml:space="preserve">- Ưu tiên 1: xác minh số hiệu, ngày, ký hiệu các văn bản viện dẫn chưa tìm thấy trong kho (09-CTr/TU, 1286-KL/ĐU, 05-CTr/ĐU, 25-CTr/ĐU, 10-QC/ĐU, 87-KH/TU).</w:t>
+        <w:t>Kết luận: Không có vấn đề Mức 1; còn 07 vấn đề Mức 2 - cần chỉnh sửa trước khi trình ký.</w:t>
       </w:r>
     </w:p>
     <w:p>
       <w:pPr>
         <w:spacing w:after="60" w:line="276" w:lineRule="auto"/>
+        <w:ind w:firstLine="567"/>
         <w:jc w:val="both"/>
       </w:pPr>
       <w:r>
@@ -6937,37 +6799,7 @@
           <w:i w:val="0"/>
           <w:sz w:val="28"/>
         </w:rPr>
-        <w:t>- Ưu tiên 2: sửa dấu câu phần căn cứ, bổ sung "Thời gian trình" ở Mục II, tách câu Mục I.1.</w:t>
-      </w:r>
-    </w:p>
-    <w:p>
-      <w:pPr>
-        <w:spacing w:after="60" w:line="276" w:lineRule="auto"/>
-        <w:jc w:val="both"/>
-      </w:pPr>
-      <w:r>
-        <w:rPr>
-          <w:rFonts w:ascii="Times New Roman" w:hAnsi="Times New Roman"/>
-          <w:b w:val="0"/>
-          <w:i w:val="0"/>
-          <w:sz w:val="28"/>
-        </w:rPr>
-        <w:t>- Ưu tiên 3: thống nhất tên cơ quan, nhãn, viết tắt; chỉnh định dạng (tên loại 15-16pt, giãn dòng, thụt lề, số trang, khối Nơi nhận).</w:t>
-      </w:r>
-    </w:p>
-    <w:p>
-      <w:pPr>
-        <w:spacing w:after="60" w:line="276" w:lineRule="auto"/>
-        <w:jc w:val="both"/>
-      </w:pPr>
-      <w:r>
-        <w:rPr>
-          <w:rFonts w:ascii="Times New Roman" w:hAnsi="Times New Roman"/>
-          <w:b w:val="0"/>
-          <w:i w:val="0"/>
-          <w:sz w:val="28"/>
-        </w:rPr>
-        <w:t>- Ưu tiên 4: các góp ý Mức 4 tùy cơ quan ban hành quyết định.</w:t>
+        <w:t>Thứ tự xử lý: (1) Xác minh ký hiệu, số, ngày các văn bản viện dẫn (vấn đề số 1, 2, 3); (2) thống nhất cách gọi tên hai cấp ủy, bổ sung thời gian trình ở Mục II, tách câu Mục I.1, sửa dấu câu phần căn cứ (số 4, 5, 6, 7); (3) thống nhất tên cơ quan, nhãn, từ viết tắt (số 8 đến 12, 20); (4) chỉnh thông số trình bày: Tên loại cỡ 15 - 16, cách dòng, thụt đầu dòng, số trang, nơi nhận, kiểu chữ (số 13 đến 19); (5) các góp ý Mức 4 do cơ quan ban hành quyết định.</w:t>
       </w:r>
     </w:p>
     <w:p>
@@ -6988,6 +6820,7 @@
     <w:p>
       <w:pPr>
         <w:spacing w:after="60" w:line="276" w:lineRule="auto"/>
+        <w:ind w:firstLine="567"/>
         <w:jc w:val="both"/>
       </w:pPr>
       <w:r>
@@ -6997,7 +6830,7 @@
           <w:i w:val="0"/>
           <w:sz w:val="28"/>
         </w:rPr>
-        <w:t>Đã kiểm tra: số lượng phát hiện khớp Phần II và IV (tính bằng chương trình); không bắt lỗi thiếu số/ngày của dự thảo; không áp dụng quy ước riêng của Trường; ghi rõ nguồn chưa xác minh.</w:t>
+        <w:t>Đã kiểm: Số phát hiện ở Phần II khớp bảng Phần IV (25 = 07 + 13 + 05); mọi phát hiện thể thức đều có số đo trên tệp; không áp Nghị định số 30/2020/NĐ-CP và quy ước riêng của Trường; không nêu thiếu số, ngày của dự thảo là lỗi; ghi rõ các viện dẫn chưa xác minh; không kết luận về loại hình tổ chức đảng của cơ quan ban hành.</w:t>
       </w:r>
     </w:p>
     <w:p>
@@ -7085,7 +6918,7 @@
                 <w:i w:val="0"/>
                 <w:sz w:val="26"/>
               </w:rPr>
-              <w:t>Văn bản đầu vào (.docx) đọc nội dung và đo định dạng OOXML; QĐ 399-QĐ/TW và HD 05-HD/VPTW (Drive, đọc đủ); siêu dữ liệu 208-QĐ/TW, HD 02-HD/TW (Drive); Skill 28, 29, Phụ lục 2, 3 và Checklist 02-04; tin tức báo chí về NQ 26, 27-NQ/TW, KL 76, 226-KL/TW (chỉ để đối chiếu số/ngày, không thay văn bản gốc). · Công cụ hỗ trợ: Hệ KTC-Ra-Soat-897-v2-Cai-tien (Skill ktc-ra-soat-897, v2.25), chạy ngày 11/10/2026.</w:t>
+              <w:t>Tệp dự thảo .docx (đọc nội dung, đo định dạng); kho KTC-Database 01, 02 (Quy định số 399-QĐ/TW, Hướng dẫn số 05-HD/VPTW, Quy định số 208-QĐ/TW, Hướng dẫn số 02-HD/TW, Nghị quyết số 27-NQ/TW); báo chí chính thống tra cứu ngày 12/10/2026 (Nghị quyết số 26-NQ/TW, Kết luận số 76-KL/TW, Kết luận số 226-KL/TW - chỉ đối chiếu số, ngày, cơ quan ban hành, trích yếu); Skill 29 và Phụ lục 2, 3, Checklist 02, 03, 04, 06 của Bộ quy tắc KTC-Ra-Soat-897 v2.25. · Công cụ hỗ trợ: Hệ KTC-Ra-Soat-897-v2-Cai-tien (Skill ktc-ra-soat-897, v2.25), chạy ngày 12/10/2026.</w:t>
             </w:r>
           </w:p>
         </w:tc>
@@ -7225,9 +7058,6 @@
     </w:p>
     <w:sectPr>
       <w:footerReference w:type="default" r:id="rId9"/>
-      <w:headerReference w:type="default" r:id="rId10"/>
-      <w:headerReference w:type="first" r:id="rId11"/>
-      <w:footerReference w:type="first" r:id="rId12"/>
       <w:pgSz w:w="16838" w:h="11906" w:orient="landscape"/>
       <w:pgMar w:top="1134" w:right="1134" w:bottom="1134" w:left="1134" w:header="720" w:footer="720" w:gutter="0"/>
       <w:cols w:space="720"/>
@@ -7257,36 +7087,6 @@
     <w:fldSimple w:instr="PAGE"/>
   </w:p>
 </w:ftr>
-</file>
-
-<file path=word/footer2.xml><?xml version="1.0" encoding="utf-8"?>
-<w:ftr xmlns:m="http://schemas.openxmlformats.org/officeDocument/2006/math" xmlns:mc="http://schemas.openxmlformats.org/markup-compatibility/2006" xmlns:mo="http://schemas.microsoft.com/office/mac/office/2008/main" xmlns:mv="urn:schemas-microsoft-com:mac:vml" xmlns:o="urn:schemas-microsoft-com:office:office" xmlns:r="http://schemas.openxmlformats.org/officeDocument/2006/relationships" xmlns:v="urn:schemas-microsoft-com:vml" xmlns:w10="urn:schemas-microsoft-com:office:word" xmlns:w14="http://schemas.microsoft.com/office/word/2010/wordml" xmlns:w="http://schemas.openxmlformats.org/wordprocessingml/2006/main" xmlns:wne="http://schemas.microsoft.com/office/word/2006/wordml" xmlns:wp14="http://schemas.microsoft.com/office/word/2010/wordprocessingDrawing" xmlns:wp="http://schemas.openxmlformats.org/drawingml/2006/wordprocessingDrawing" xmlns:wpc="http://schemas.microsoft.com/office/word/2010/wordprocessingCanvas" xmlns:wpg="http://schemas.microsoft.com/office/word/2010/wordprocessingGroup" xmlns:wpi="http://schemas.microsoft.com/office/word/2010/wordprocessingInk" xmlns:wps="http://schemas.microsoft.com/office/word/2010/wordprocessingShape" mc:Ignorable="w14 wp14">
-  <w:p>
-    <w:pPr>
-      <w:pStyle w:val="Footer"/>
-    </w:pPr>
-  </w:p>
-</w:ftr>
-</file>
-
-<file path=word/header1.xml><?xml version="1.0" encoding="utf-8"?>
-<w:hdr xmlns:m="http://schemas.openxmlformats.org/officeDocument/2006/math" xmlns:mc="http://schemas.openxmlformats.org/markup-compatibility/2006" xmlns:mo="http://schemas.microsoft.com/office/mac/office/2008/main" xmlns:mv="urn:schemas-microsoft-com:mac:vml" xmlns:o="urn:schemas-microsoft-com:office:office" xmlns:r="http://schemas.openxmlformats.org/officeDocument/2006/relationships" xmlns:v="urn:schemas-microsoft-com:vml" xmlns:w10="urn:schemas-microsoft-com:office:word" xmlns:w14="http://schemas.microsoft.com/office/word/2010/wordml" xmlns:w="http://schemas.openxmlformats.org/wordprocessingml/2006/main" xmlns:wne="http://schemas.microsoft.com/office/word/2006/wordml" xmlns:wp14="http://schemas.microsoft.com/office/word/2010/wordprocessingDrawing" xmlns:wp="http://schemas.openxmlformats.org/drawingml/2006/wordprocessingDrawing" xmlns:wpc="http://schemas.microsoft.com/office/word/2010/wordprocessingCanvas" xmlns:wpg="http://schemas.microsoft.com/office/word/2010/wordprocessingGroup" xmlns:wpi="http://schemas.microsoft.com/office/word/2010/wordprocessingInk" xmlns:wps="http://schemas.microsoft.com/office/word/2010/wordprocessingShape" mc:Ignorable="w14 wp14">
-  <w:p>
-    <w:pPr>
-      <w:pStyle w:val="Header"/>
-    </w:pPr>
-  </w:p>
-</w:hdr>
-</file>
-
-<file path=word/header2.xml><?xml version="1.0" encoding="utf-8"?>
-<w:hdr xmlns:m="http://schemas.openxmlformats.org/officeDocument/2006/math" xmlns:mc="http://schemas.openxmlformats.org/markup-compatibility/2006" xmlns:mo="http://schemas.microsoft.com/office/mac/office/2008/main" xmlns:mv="urn:schemas-microsoft-com:mac:vml" xmlns:o="urn:schemas-microsoft-com:office:office" xmlns:r="http://schemas.openxmlformats.org/officeDocument/2006/relationships" xmlns:v="urn:schemas-microsoft-com:vml" xmlns:w10="urn:schemas-microsoft-com:office:word" xmlns:w14="http://schemas.microsoft.com/office/word/2010/wordml" xmlns:w="http://schemas.openxmlformats.org/wordprocessingml/2006/main" xmlns:wne="http://schemas.microsoft.com/office/word/2006/wordml" xmlns:wp14="http://schemas.microsoft.com/office/word/2010/wordprocessingDrawing" xmlns:wp="http://schemas.openxmlformats.org/drawingml/2006/wordprocessingDrawing" xmlns:wpc="http://schemas.microsoft.com/office/word/2010/wordprocessingCanvas" xmlns:wpg="http://schemas.microsoft.com/office/word/2010/wordprocessingGroup" xmlns:wpi="http://schemas.microsoft.com/office/word/2010/wordprocessingInk" xmlns:wps="http://schemas.microsoft.com/office/word/2010/wordprocessingShape" mc:Ignorable="w14 wp14">
-  <w:p>
-    <w:pPr>
-      <w:pStyle w:val="Header"/>
-    </w:pPr>
-  </w:p>
-</w:hdr>
 </file>
 
 <file path=word/numbering.xml><?xml version="1.0" encoding="utf-8"?>

--- a/30-Ket-Qua/2026-10-12/De-Mo-17-10/Ket-qua-chay-truoc/BaoCao_RaSoat-897-v2.25_Chuong-trinh-cong-tac-thang-10-2026_van-ban-Dang_an-danh.docx
+++ b/30-Ket-Qua/2026-10-12/De-Mo-17-10/Ket-qua-chay-truoc/BaoCao_RaSoat-897-v2.25_Chuong-trinh-cong-tac-thang-10-2026_van-ban-Dang_an-danh.docx
@@ -538,7 +538,7 @@
                 <w:i w:val="0"/>
                 <w:sz w:val="26"/>
               </w:rPr>
-              <w:t>Kho 01: Quy định số 399-QĐ/TW, Hướng dẫn số 05-HD/VPTW, Quy định số 208-QĐ/TW, Hướng dẫn số 02-HD/TW. Kho 02: Nghị quyết số 27-NQ/TW ngày 28/8/2026 (đã mở bản gốc, khớp số, ngày, cơ quan ban hành, trích yếu). Tra cứu Internet ngày 12/10/2026 (báo chí chính thống đăng lại văn bản): Nghị quyết số 26-NQ/TW ngày 22/8/2026, Kết luận số 76-KL/TW ngày 28/7/2026, Kết luận số 226-KL/TW ngày 11/12/2025 - khớp số, ngày, cơ quan ban hành, trích yếu; chưa đối chiếu toàn văn</w:t>
+              <w:t>Kho 01: Quy định số 399-QĐ/TW, Hướng dẫn số 05-HD/VPTW, Quy định số 208-QĐ/TW, Hướng dẫn số 02-HD/TW. Kho 02: Nghị quyết số 26-NQ/TW ngày 22/8/2026, Nghị quyết số 27-NQ/TW ngày 28/8/2026 (đã mở bản gốc, khớp số, ngày, cơ quan ban hành, trích yếu). Tra cứu Internet ngày 12/10/2026 (báo chí chính thống đăng lại văn bản): Kết luận số 76-KL/TW ngày 28/7/2026, Kết luận số 226-KL/TW ngày 11/12/2025 - khớp số, ngày, cơ quan ban hành, trích yếu; chưa đối chiếu toàn văn</w:t>
             </w:r>
           </w:p>
         </w:tc>
@@ -5550,7 +5550,7 @@
           <w:i w:val="0"/>
           <w:sz w:val="28"/>
         </w:rPr>
-        <w:t>- Viện dẫn văn bản của Trung ương: Nghị quyết số 27-NQ/TW khớp bản gốc trong kho; Nghị quyết số 26-NQ/TW, Kết luận số 76-KL/TW, Kết luận số 226-KL/TW khớp số, ngày, cơ quan ban hành, trích yếu theo nguồn báo chí chính thống.</w:t>
+        <w:t>- Viện dẫn văn bản của Trung ương: Nghị quyết số 26-NQ/TW, 27-NQ/TW khớp bản gốc trong kho; Kết luận số 76-KL/TW, Kết luận số 226-KL/TW khớp số, ngày, cơ quan ban hành, trích yếu theo nguồn báo chí chính thống.</w:t>
       </w:r>
     </w:p>
     <w:p>
@@ -6918,7 +6918,7 @@
                 <w:i w:val="0"/>
                 <w:sz w:val="26"/>
               </w:rPr>
-              <w:t>Tệp dự thảo .docx (đọc nội dung, đo định dạng); kho KTC-Database 01, 02 (Quy định số 399-QĐ/TW, Hướng dẫn số 05-HD/VPTW, Quy định số 208-QĐ/TW, Hướng dẫn số 02-HD/TW, Nghị quyết số 27-NQ/TW); báo chí chính thống tra cứu ngày 12/10/2026 (Nghị quyết số 26-NQ/TW, Kết luận số 76-KL/TW, Kết luận số 226-KL/TW - chỉ đối chiếu số, ngày, cơ quan ban hành, trích yếu); Skill 29 và Phụ lục 2, 3, Checklist 02, 03, 04, 06 của Bộ quy tắc KTC-Ra-Soat-897 v2.25. · Công cụ hỗ trợ: Hệ KTC-Ra-Soat-897-v2-Cai-tien (Skill ktc-ra-soat-897, v2.25), chạy ngày 12/10/2026.</w:t>
+              <w:t>Tệp dự thảo .docx (đọc nội dung, đo định dạng); kho KTC-Database 01, 02 (Quy định số 399-QĐ/TW, Hướng dẫn số 05-HD/VPTW, Quy định số 208-QĐ/TW, Hướng dẫn số 02-HD/TW, Nghị quyết số 26-NQ/TW, 27-NQ/TW); báo chí chính thống tra cứu ngày 12/10/2026 (Kết luận số 76-KL/TW, Kết luận số 226-KL/TW - chỉ đối chiếu số, ngày, cơ quan ban hành, trích yếu); Skill 29 và Phụ lục 2, 3, Checklist 02, 03, 04, 06 của Bộ quy tắc KTC-Ra-Soat-897 v2.25. · Công cụ hỗ trợ: Hệ KTC-Ra-Soat-897-v2-Cai-tien (Skill ktc-ra-soat-897, v2.25), chạy ngày 13/10/2026.</w:t>
             </w:r>
           </w:p>
         </w:tc>
